--- a/docs/문해력15분_담임선생님안내서.docx
+++ b/docs/문해력15분_담임선생님안내서.docx
@@ -53,7 +53,7 @@
           <w:sz w:val="20"/>
           <w:szCs w:val="20"/>
         </w:rPr>
-        <w:t xml:space="preserve">우리 반 학습 현황을 확인하고 관리하는 방법</w:t>
+        <w:t xml:space="preserve">화면 캡처와 함께 처음부터 끝까지 따라 하는 사용법</w:t>
       </w:r>
     </w:p>
     <w:p>
@@ -73,7 +73,7 @@
           <w:sz w:val="26"/>
           <w:szCs w:val="26"/>
         </w:rPr>
-        <w:t xml:space="preserve">① 학생들은 이렇게 학습해요 (참고용)</w:t>
+        <w:t xml:space="preserve">① 웹앱 첫 화면</w:t>
       </w:r>
     </w:p>
     <w:p>
@@ -86,7 +86,96 @@
           <w:sz w:val="20"/>
           <w:szCs w:val="20"/>
         </w:rPr>
-        <w:t xml:space="preserve">담임 선생님께서 학생들에게 안내하실 때 참고하시라고, 학생 화면에서 벌어지는 일을 간단히 정리했어요.</w:t>
+        <w:t xml:space="preserve">아래 주소로 접속하면 가장 먼저 이 화면이 떠요. 학교 이름과 연도가 적힌 환영 화면이에요.</w:t>
+      </w:r>
+    </w:p>
+    <w:p>
+      <w:pPr>
+        <w:spacing w:after="100"/>
+      </w:pPr>
+      <w:r>
+        <w:rPr>
+          <w:rFonts w:ascii="맑은 고딕" w:cs="맑은 고딕" w:eastAsia="맑은 고딕" w:hAnsi="맑은 고딕"/>
+          <w:b/>
+          <w:bCs/>
+          <w:sz w:val="20"/>
+          <w:szCs w:val="20"/>
+        </w:rPr>
+        <w:t xml:space="preserve">접속 주소  </w:t>
+      </w:r>
+      <w:r>
+        <w:rPr>
+          <w:rFonts w:ascii="맑은 고딕" w:cs="맑은 고딕" w:eastAsia="맑은 고딕" w:hAnsi="맑은 고딕"/>
+          <w:b/>
+          <w:bCs/>
+          <w:color w:val="1F3A5F"/>
+          <w:sz w:val="20"/>
+          <w:szCs w:val="20"/>
+          <w:u w:val="single"/>
+        </w:rPr>
+        <w:t xml:space="preserve">https://knuekim91.github.io/munhae15/</w:t>
+      </w:r>
+    </w:p>
+    <w:p>
+      <w:pPr>
+        <w:jc w:val="center"/>
+      </w:pPr>
+      <w:r>
+        <w:drawing>
+          <wp:inline distT="0" distB="0" distL="0" distR="0">
+            <wp:extent cx="2857500" cy="2009775"/>
+            <wp:effectExtent t="0" r="0" b="0" l="0"/>
+            <wp:docPr id="1" name="" descr="" title=""/>
+            <wp:cNvGraphicFramePr>
+              <a:graphicFrameLocks xmlns:a="http://schemas.openxmlformats.org/drawingml/2006/main" noChangeAspect="1"/>
+            </wp:cNvGraphicFramePr>
+            <a:graphic xmlns:a="http://schemas.openxmlformats.org/drawingml/2006/main">
+              <a:graphicData uri="http://schemas.openxmlformats.org/drawingml/2006/picture">
+                <pic:pic xmlns:pic="http://schemas.openxmlformats.org/drawingml/2006/picture">
+                  <pic:nvPicPr>
+                    <pic:cNvPr id="0" name="" descr=""/>
+                    <pic:cNvPicPr>
+                      <a:picLocks noChangeAspect="1" noChangeArrowheads="1"/>
+                    </pic:cNvPicPr>
+                  </pic:nvPicPr>
+                  <pic:blipFill>
+                    <a:blip r:embed="rId7" cstate="none"/>
+                    <a:srcRect/>
+                    <a:stretch>
+                      <a:fillRect/>
+                    </a:stretch>
+                  </pic:blipFill>
+                  <pic:spPr bwMode="auto">
+                    <a:xfrm>
+                      <a:off x="0" y="0"/>
+                      <a:ext cx="2857500" cy="2009775"/>
+                    </a:xfrm>
+                    <a:prstGeom prst="rect">
+                      <a:avLst/>
+                    </a:prstGeom>
+                  </pic:spPr>
+                </pic:pic>
+              </a:graphicData>
+            </a:graphic>
+          </wp:inline>
+        </w:drawing>
+      </w:r>
+    </w:p>
+    <w:p>
+      <w:pPr>
+        <w:spacing w:after="160" w:before="40"/>
+        <w:jc w:val="center"/>
+      </w:pPr>
+      <w:r>
+        <w:rPr>
+          <w:rFonts w:ascii="맑은 고딕" w:cs="맑은 고딕" w:eastAsia="맑은 고딕" w:hAnsi="맑은 고딕"/>
+          <w:i/>
+          <w:iCs/>
+          <w:color w:val="555555"/>
+          <w:sz w:val="17"/>
+          <w:szCs w:val="17"/>
+        </w:rPr>
+        <w:t xml:space="preserve">① 접속 직후 뜨는 환영 화면 — "시작하기" 버튼을 누르면 로그인 화면으로 넘어가요.</w:t>
       </w:r>
     </w:p>
     <w:p>
@@ -107,15 +196,15 @@
           <w:sz w:val="20"/>
           <w:szCs w:val="20"/>
         </w:rPr>
-        <w:t xml:space="preserve">하루 15분 학습  </w:t>
-      </w:r>
-      <w:r>
-        <w:rPr>
-          <w:rFonts w:ascii="맑은 고딕" w:cs="맑은 고딕" w:eastAsia="맑은 고딕" w:hAnsi="맑은 고딕"/>
-          <w:sz w:val="20"/>
-          <w:szCs w:val="20"/>
-        </w:rPr>
-        <w:t xml:space="preserve">평일 하루 15분, 어휘 학습 + Q1~Q3 확인 문제를 모두 풀어야 "학습 완료"로 인정돼요. (오늘 새로운 학습은 1개까지, 복습은 자유)</w:t>
+        <w:t xml:space="preserve">사용 방법  </w:t>
+      </w:r>
+      <w:r>
+        <w:rPr>
+          <w:rFonts w:ascii="맑은 고딕" w:cs="맑은 고딕" w:eastAsia="맑은 고딕" w:hAnsi="맑은 고딕"/>
+          <w:sz w:val="20"/>
+          <w:szCs w:val="20"/>
+        </w:rPr>
+        <w:t xml:space="preserve">학생은 이 화면에서 "시작하기"를 누른 뒤, 학년·반·번호와 비밀번호를 입력해 로그인해요.</w:t>
       </w:r>
     </w:p>
     <w:p>
@@ -136,15 +225,269 @@
           <w:sz w:val="20"/>
           <w:szCs w:val="20"/>
         </w:rPr>
-        <w:t xml:space="preserve">마일리지 · 행운의 7명  </w:t>
-      </w:r>
-      <w:r>
-        <w:rPr>
-          <w:rFonts w:ascii="맑은 고딕" w:cs="맑은 고딕" w:eastAsia="맑은 고딕" w:hAnsi="맑은 고딕"/>
-          <w:sz w:val="20"/>
-          <w:szCs w:val="20"/>
-        </w:rPr>
-        <w:t xml:space="preserve">완료할 때마다 마일리지가 쌓여요(기본 10P, 만점 +5P, 가끔 깜짝 보너스). 월~금 5일 모두 아침 08:30~08:45 사이에 완료하면 "행운의 7명" 추첨 응모 자격이 생겨요.</w:t>
+        <w:t xml:space="preserve">두 번째 접속부터  </w:t>
+      </w:r>
+      <w:r>
+        <w:rPr>
+          <w:rFonts w:ascii="맑은 고딕" w:cs="맑은 고딕" w:eastAsia="맑은 고딕" w:hAnsi="맑은 고딕"/>
+          <w:sz w:val="20"/>
+          <w:szCs w:val="20"/>
+        </w:rPr>
+        <w:t xml:space="preserve">한 번 로그인한 기기에서는 다음부터 이 화면이 아주 짧게 스쳐 지나가고 바로 학습 화면으로 넘어가요.</w:t>
+      </w:r>
+    </w:p>
+    <w:p>
+      <w:pPr>
+        <w:pStyle w:val="Heading1"/>
+        <w:pBdr>
+          <w:bottom w:val="single" w:color="1F3A5F" w:sz="8" w:space="4"/>
+        </w:pBdr>
+        <w:spacing w:after="120" w:before="260"/>
+      </w:pPr>
+      <w:r>
+        <w:rPr>
+          <w:rFonts w:ascii="맑은 고딕" w:cs="맑은 고딕" w:eastAsia="맑은 고딕" w:hAnsi="맑은 고딕"/>
+          <w:b/>
+          <w:bCs/>
+          <w:color w:val="1F3A5F"/>
+          <w:sz w:val="26"/>
+          <w:szCs w:val="26"/>
+        </w:rPr>
+        <w:t xml:space="preserve">② 로그인하면 보이는 화면 — 실제 학습지와 비교</w:t>
+      </w:r>
+    </w:p>
+    <w:p>
+      <w:pPr>
+        <w:spacing w:after="90"/>
+      </w:pPr>
+      <w:r>
+        <w:rPr>
+          <w:rFonts w:ascii="맑은 고딕" w:cs="맑은 고딕" w:eastAsia="맑은 고딕" w:hAnsi="맑은 고딕"/>
+          <w:sz w:val="20"/>
+          <w:szCs w:val="20"/>
+        </w:rPr>
+        <w:t xml:space="preserve">로그인하면 그날 이어서 할 학습이 화면에 바로 떠요. 이 화면 속 내용은 선생님께서 나눠주신 종이 학습지와 똑같은 내용으로 구성돼 있어요. 아래 두 화면을 나란히 비교해 보세요.</w:t>
+      </w:r>
+    </w:p>
+    <w:tbl>
+      <w:tblPr>
+        <w:tblW w:type="dxa" w:w="9500"/>
+        <w:tblBorders>
+          <w:top w:val="single" w:color="auto" w:sz="4"/>
+          <w:left w:val="single" w:color="auto" w:sz="4"/>
+          <w:bottom w:val="single" w:color="auto" w:sz="4"/>
+          <w:right w:val="single" w:color="auto" w:sz="4"/>
+          <w:insideH w:val="single" w:color="auto" w:sz="4"/>
+          <w:insideV w:val="single" w:color="auto" w:sz="4"/>
+        </w:tblBorders>
+      </w:tblPr>
+      <w:tblGrid>
+        <w:gridCol w:w="4300"/>
+        <w:gridCol w:w="5200"/>
+      </w:tblGrid>
+      <w:tr>
+        <w:tc>
+          <w:tcPr>
+            <w:tcW w:type="dxa" w:w="4300"/>
+            <w:tcBorders>
+              <w:top w:val="single" w:color="DDDDDD" w:sz="4"/>
+              <w:left w:val="single" w:color="DDDDDD" w:sz="4"/>
+              <w:bottom w:val="single" w:color="DDDDDD" w:sz="4"/>
+              <w:right w:val="single" w:color="DDDDDD" w:sz="4"/>
+            </w:tcBorders>
+            <w:tcMar>
+              <w:top w:type="dxa" w:w="60"/>
+              <w:left w:type="dxa" w:w="60"/>
+              <w:bottom w:type="dxa" w:w="60"/>
+              <w:right w:type="dxa" w:w="60"/>
+            </w:tcMar>
+            <w:vAlign w:val="top"/>
+          </w:tcPr>
+          <w:p>
+            <w:pPr>
+              <w:jc w:val="center"/>
+            </w:pPr>
+            <w:r>
+              <w:drawing>
+                <wp:inline distT="0" distB="0" distL="0" distR="0">
+                  <wp:extent cx="2476500" cy="1762125"/>
+                  <wp:effectExtent t="0" r="0" b="0" l="0"/>
+                  <wp:docPr id="2" name="" descr="" title=""/>
+                  <wp:cNvGraphicFramePr>
+                    <a:graphicFrameLocks xmlns:a="http://schemas.openxmlformats.org/drawingml/2006/main" noChangeAspect="1"/>
+                  </wp:cNvGraphicFramePr>
+                  <a:graphic xmlns:a="http://schemas.openxmlformats.org/drawingml/2006/main">
+                    <a:graphicData uri="http://schemas.openxmlformats.org/drawingml/2006/picture">
+                      <pic:pic xmlns:pic="http://schemas.openxmlformats.org/drawingml/2006/picture">
+                        <pic:nvPicPr>
+                          <pic:cNvPr id="0" name="" descr=""/>
+                          <pic:cNvPicPr>
+                            <a:picLocks noChangeAspect="1" noChangeArrowheads="1"/>
+                          </pic:cNvPicPr>
+                        </pic:nvPicPr>
+                        <pic:blipFill>
+                          <a:blip r:embed="rId8" cstate="none"/>
+                          <a:srcRect/>
+                          <a:stretch>
+                            <a:fillRect/>
+                          </a:stretch>
+                        </pic:blipFill>
+                        <pic:spPr bwMode="auto">
+                          <a:xfrm>
+                            <a:off x="0" y="0"/>
+                            <a:ext cx="2476500" cy="1762125"/>
+                          </a:xfrm>
+                          <a:prstGeom prst="rect">
+                            <a:avLst/>
+                          </a:prstGeom>
+                        </pic:spPr>
+                      </pic:pic>
+                    </a:graphicData>
+                  </a:graphic>
+                </wp:inline>
+              </w:drawing>
+            </w:r>
+          </w:p>
+        </w:tc>
+        <w:tc>
+          <w:tcPr>
+            <w:tcW w:type="dxa" w:w="5200"/>
+            <w:tcBorders>
+              <w:top w:val="single" w:color="DDDDDD" w:sz="4"/>
+              <w:left w:val="single" w:color="DDDDDD" w:sz="4"/>
+              <w:bottom w:val="single" w:color="DDDDDD" w:sz="4"/>
+              <w:right w:val="single" w:color="DDDDDD" w:sz="4"/>
+            </w:tcBorders>
+            <w:tcMar>
+              <w:top w:type="dxa" w:w="60"/>
+              <w:left w:type="dxa" w:w="60"/>
+              <w:bottom w:type="dxa" w:w="60"/>
+              <w:right w:type="dxa" w:w="60"/>
+            </w:tcMar>
+            <w:vAlign w:val="top"/>
+          </w:tcPr>
+          <w:p>
+            <w:pPr>
+              <w:jc w:val="center"/>
+            </w:pPr>
+            <w:r>
+              <w:drawing>
+                <wp:inline distT="0" distB="0" distL="0" distR="0">
+                  <wp:extent cx="2000250" cy="2819400"/>
+                  <wp:effectExtent t="0" r="0" b="0" l="0"/>
+                  <wp:docPr id="3" name="" descr="" title=""/>
+                  <wp:cNvGraphicFramePr>
+                    <a:graphicFrameLocks xmlns:a="http://schemas.openxmlformats.org/drawingml/2006/main" noChangeAspect="1"/>
+                  </wp:cNvGraphicFramePr>
+                  <a:graphic xmlns:a="http://schemas.openxmlformats.org/drawingml/2006/main">
+                    <a:graphicData uri="http://schemas.openxmlformats.org/drawingml/2006/picture">
+                      <pic:pic xmlns:pic="http://schemas.openxmlformats.org/drawingml/2006/picture">
+                        <pic:nvPicPr>
+                          <pic:cNvPr id="0" name="" descr=""/>
+                          <pic:cNvPicPr>
+                            <a:picLocks noChangeAspect="1" noChangeArrowheads="1"/>
+                          </pic:cNvPicPr>
+                        </pic:nvPicPr>
+                        <pic:blipFill>
+                          <a:blip r:embed="rId9" cstate="none"/>
+                          <a:srcRect/>
+                          <a:stretch>
+                            <a:fillRect/>
+                          </a:stretch>
+                        </pic:blipFill>
+                        <pic:spPr bwMode="auto">
+                          <a:xfrm>
+                            <a:off x="0" y="0"/>
+                            <a:ext cx="2000250" cy="2819400"/>
+                          </a:xfrm>
+                          <a:prstGeom prst="rect">
+                            <a:avLst/>
+                          </a:prstGeom>
+                        </pic:spPr>
+                      </pic:pic>
+                    </a:graphicData>
+                  </a:graphic>
+                </wp:inline>
+              </w:drawing>
+            </w:r>
+          </w:p>
+        </w:tc>
+      </w:tr>
+    </w:tbl>
+    <w:tbl>
+      <w:tblPr>
+        <w:tblW w:type="dxa" w:w="9500"/>
+        <w:tblBorders>
+          <w:top w:val="single" w:color="auto" w:sz="4"/>
+          <w:left w:val="single" w:color="auto" w:sz="4"/>
+          <w:bottom w:val="single" w:color="auto" w:sz="4"/>
+          <w:right w:val="single" w:color="auto" w:sz="4"/>
+          <w:insideH w:val="single" w:color="auto" w:sz="4"/>
+          <w:insideV w:val="single" w:color="auto" w:sz="4"/>
+        </w:tblBorders>
+      </w:tblPr>
+      <w:tblGrid>
+        <w:gridCol w:w="4300"/>
+        <w:gridCol w:w="5200"/>
+      </w:tblGrid>
+      <w:tr>
+        <w:tc>
+          <w:tcPr>
+            <w:tcW w:type="dxa" w:w="4300"/>
+          </w:tcPr>
+          <w:p>
+            <w:pPr>
+              <w:spacing w:after="160" w:before="40"/>
+              <w:jc w:val="center"/>
+            </w:pPr>
+            <w:r>
+              <w:rPr>
+                <w:rFonts w:ascii="맑은 고딕" w:cs="맑은 고딕" w:eastAsia="맑은 고딕" w:hAnsi="맑은 고딕"/>
+                <w:i/>
+                <w:iCs/>
+                <w:color w:val="555555"/>
+                <w:sz w:val="17"/>
+                <w:szCs w:val="17"/>
+              </w:rPr>
+              <w:t xml:space="preserve">웹 화면 (로그인 직후)</w:t>
+            </w:r>
+          </w:p>
+        </w:tc>
+        <w:tc>
+          <w:tcPr>
+            <w:tcW w:type="dxa" w:w="5200"/>
+          </w:tcPr>
+          <w:p>
+            <w:pPr>
+              <w:spacing w:after="160" w:before="40"/>
+              <w:jc w:val="center"/>
+            </w:pPr>
+            <w:r>
+              <w:rPr>
+                <w:rFonts w:ascii="맑은 고딕" w:cs="맑은 고딕" w:eastAsia="맑은 고딕" w:hAnsi="맑은 고딕"/>
+                <w:i/>
+                <w:iCs/>
+                <w:color w:val="555555"/>
+                <w:sz w:val="17"/>
+                <w:szCs w:val="17"/>
+              </w:rPr>
+              <w:t xml:space="preserve">같은 내용의 종이 학습지(PDF)</w:t>
+            </w:r>
+          </w:p>
+        </w:tc>
+      </w:tr>
+    </w:tbl>
+    <w:p>
+      <w:pPr>
+        <w:spacing w:after="90"/>
+      </w:pPr>
+      <w:r>
+        <w:rPr>
+          <w:rFonts w:ascii="맑은 고딕" w:cs="맑은 고딕" w:eastAsia="맑은 고딕" w:hAnsi="맑은 고딕"/>
+          <w:sz w:val="20"/>
+          <w:szCs w:val="20"/>
+        </w:rPr>
+        <w:t xml:space="preserve"/>
       </w:r>
     </w:p>
     <w:p>
@@ -165,15 +508,73 @@
           <w:sz w:val="20"/>
           <w:szCs w:val="20"/>
         </w:rPr>
-        <w:t xml:space="preserve">학습지가 없을 때  </w:t>
-      </w:r>
-      <w:r>
-        <w:rPr>
-          <w:rFonts w:ascii="맑은 고딕" w:cs="맑은 고딕" w:eastAsia="맑은 고딕" w:hAnsi="맑은 고딕"/>
-          <w:sz w:val="20"/>
-          <w:szCs w:val="20"/>
-        </w:rPr>
-        <w:t xml:space="preserve">학습지를 깜빡했거나 잃어버린 학생은 사이드바 맨 위 "전체 학습지 (PDF)"에서 1~32주차 전체를 바로 열어볼 수 있어요.</w:t>
+        <w:t xml:space="preserve">상단 바  </w:t>
+      </w:r>
+      <w:r>
+        <w:rPr>
+          <w:rFonts w:ascii="맑은 고딕" w:cs="맑은 고딕" w:eastAsia="맑은 고딕" w:hAnsi="맑은 고딕"/>
+          <w:sz w:val="20"/>
+          <w:szCs w:val="20"/>
+        </w:rPr>
+        <w:t xml:space="preserve">화면 위쪽: ☰(사이드바 열기), 진행률(○/160일), 🪙 마일리지, 🔥 연속 학습일, 🎉 행운의 7명, 테마 전환 아이콘이 있어요.</w:t>
+      </w:r>
+    </w:p>
+    <w:p>
+      <w:pPr>
+        <w:pStyle w:val="ListParagraph"/>
+        <w:numPr>
+          <w:ilvl w:val="0"/>
+          <w:numId w:val="2"/>
+        </w:numPr>
+        <w:spacing w:after="60"/>
+      </w:pPr>
+      <w:r>
+        <w:rPr>
+          <w:rFonts w:ascii="맑은 고딕" w:cs="맑은 고딕" w:eastAsia="맑은 고딕" w:hAnsi="맑은 고딕"/>
+          <w:b/>
+          <w:bCs/>
+          <w:color w:val="1F3A5F"/>
+          <w:sz w:val="20"/>
+          <w:szCs w:val="20"/>
+        </w:rPr>
+        <w:t xml:space="preserve">본문  </w:t>
+      </w:r>
+      <w:r>
+        <w:rPr>
+          <w:rFonts w:ascii="맑은 고딕" w:cs="맑은 고딕" w:eastAsia="맑은 고딕" w:hAnsi="맑은 고딕"/>
+          <w:sz w:val="20"/>
+          <w:szCs w:val="20"/>
+        </w:rPr>
+        <w:t xml:space="preserve">화면 가운데: 오늘 학습할 주제와 어휘, 확인 문제가 순서대로 나와요. 왼쪽의 종이 학습지와 같은 순서, 같은 내용이에요.</w:t>
+      </w:r>
+    </w:p>
+    <w:p>
+      <w:pPr>
+        <w:pStyle w:val="ListParagraph"/>
+        <w:numPr>
+          <w:ilvl w:val="0"/>
+          <w:numId w:val="2"/>
+        </w:numPr>
+        <w:spacing w:after="60"/>
+      </w:pPr>
+      <w:r>
+        <w:rPr>
+          <w:rFonts w:ascii="맑은 고딕" w:cs="맑은 고딕" w:eastAsia="맑은 고딕" w:hAnsi="맑은 고딕"/>
+          <w:b/>
+          <w:bCs/>
+          <w:color w:val="1F3A5F"/>
+          <w:sz w:val="20"/>
+          <w:szCs w:val="20"/>
+        </w:rPr>
+        <w:t xml:space="preserve">학습지가 없다면  </w:t>
+      </w:r>
+      <w:r>
+        <w:rPr>
+          <w:rFonts w:ascii="맑은 고딕" w:cs="맑은 고딕" w:eastAsia="맑은 고딕" w:hAnsi="맑은 고딕"/>
+          <w:sz w:val="20"/>
+          <w:szCs w:val="20"/>
+        </w:rPr>
+        <w:t xml:space="preserve">학습지를 깜빡했거나 잃어버린 학생은 ☰ 사이드바 맨 위 "전체 학습지 (PDF)"를 눌러 1~32주차 전체를 화면에서 바로 열어볼 수 있어요.</w:t>
       </w:r>
     </w:p>
     <w:p>
@@ -193,7 +594,7 @@
           <w:sz w:val="26"/>
           <w:szCs w:val="26"/>
         </w:rPr>
-        <w:t xml:space="preserve">② 우리 반 학생 관리하기</w:t>
+        <w:t xml:space="preserve">③ 학생이 문제를 다 풀고 완료하면</w:t>
       </w:r>
     </w:p>
     <w:p>
@@ -206,7 +607,347 @@
           <w:sz w:val="20"/>
           <w:szCs w:val="20"/>
         </w:rPr>
-        <w:t xml:space="preserve">사이드바 상단(로그인 화면 하단에도 있음) ⚙️ 아이콘을 누르면 아래 순서로 진행돼요.</w:t>
+        <w:t xml:space="preserve">확인 문제까지 모두 입력하고 "채점하기"(또는 "학습 완료") 버튼을 누르면, 그 자리에서 바로 정답 여부가 표시되고 상단 바의 기록이 함께 올라가요.</w:t>
+      </w:r>
+    </w:p>
+    <w:p>
+      <w:pPr>
+        <w:jc w:val="center"/>
+      </w:pPr>
+      <w:r>
+        <w:drawing>
+          <wp:inline distT="0" distB="0" distL="0" distR="0">
+            <wp:extent cx="4191000" cy="2981325"/>
+            <wp:effectExtent t="0" r="0" b="0" l="0"/>
+            <wp:docPr id="4" name="" descr="" title=""/>
+            <wp:cNvGraphicFramePr>
+              <a:graphicFrameLocks xmlns:a="http://schemas.openxmlformats.org/drawingml/2006/main" noChangeAspect="1"/>
+            </wp:cNvGraphicFramePr>
+            <a:graphic xmlns:a="http://schemas.openxmlformats.org/drawingml/2006/main">
+              <a:graphicData uri="http://schemas.openxmlformats.org/drawingml/2006/picture">
+                <pic:pic xmlns:pic="http://schemas.openxmlformats.org/drawingml/2006/picture">
+                  <pic:nvPicPr>
+                    <pic:cNvPr id="0" name="" descr=""/>
+                    <pic:cNvPicPr>
+                      <a:picLocks noChangeAspect="1" noChangeArrowheads="1"/>
+                    </pic:cNvPicPr>
+                  </pic:nvPicPr>
+                  <pic:blipFill>
+                    <a:blip r:embed="rId10" cstate="none"/>
+                    <a:srcRect/>
+                    <a:stretch>
+                      <a:fillRect/>
+                    </a:stretch>
+                  </pic:blipFill>
+                  <pic:spPr bwMode="auto">
+                    <a:xfrm>
+                      <a:off x="0" y="0"/>
+                      <a:ext cx="4191000" cy="2981325"/>
+                    </a:xfrm>
+                    <a:prstGeom prst="rect">
+                      <a:avLst/>
+                    </a:prstGeom>
+                  </pic:spPr>
+                </pic:pic>
+              </a:graphicData>
+            </a:graphic>
+          </wp:inline>
+        </w:drawing>
+      </w:r>
+    </w:p>
+    <w:p>
+      <w:pPr>
+        <w:spacing w:after="160" w:before="40"/>
+        <w:jc w:val="center"/>
+      </w:pPr>
+      <w:r>
+        <w:rPr>
+          <w:rFonts w:ascii="맑은 고딕" w:cs="맑은 고딕" w:eastAsia="맑은 고딕" w:hAnsi="맑은 고딕"/>
+          <w:i/>
+          <w:iCs/>
+          <w:color w:val="555555"/>
+          <w:sz w:val="17"/>
+          <w:szCs w:val="17"/>
+        </w:rPr>
+        <w:t xml:space="preserve">③ 채점 직후 화면 — 맞은 문제는 초록색 "정답이에요!", 틀린 문제는 빨간색으로 정답을 바로 보여줘요.</w:t>
+      </w:r>
+    </w:p>
+    <w:p>
+      <w:pPr>
+        <w:pStyle w:val="ListParagraph"/>
+        <w:numPr>
+          <w:ilvl w:val="0"/>
+          <w:numId w:val="2"/>
+        </w:numPr>
+        <w:spacing w:after="60"/>
+      </w:pPr>
+      <w:r>
+        <w:rPr>
+          <w:rFonts w:ascii="맑은 고딕" w:cs="맑은 고딕" w:eastAsia="맑은 고딕" w:hAnsi="맑은 고딕"/>
+          <w:b/>
+          <w:bCs/>
+          <w:color w:val="1F3A5F"/>
+          <w:sz w:val="20"/>
+          <w:szCs w:val="20"/>
+        </w:rPr>
+        <w:t xml:space="preserve">다 풀어야 완료돼요  </w:t>
+      </w:r>
+      <w:r>
+        <w:rPr>
+          <w:rFonts w:ascii="맑은 고딕" w:cs="맑은 고딕" w:eastAsia="맑은 고딕" w:hAnsi="맑은 고딕"/>
+          <w:sz w:val="20"/>
+          <w:szCs w:val="20"/>
+        </w:rPr>
+        <w:t xml:space="preserve">문제를 다 풀지 않으면 완료 버튼이 눌리지 않아요. 학생에게는 "OO아! 안 푼 문제가 있구나!" 같은 친근한 안내가 떠요.</w:t>
+      </w:r>
+    </w:p>
+    <w:p>
+      <w:pPr>
+        <w:pStyle w:val="ListParagraph"/>
+        <w:numPr>
+          <w:ilvl w:val="0"/>
+          <w:numId w:val="2"/>
+        </w:numPr>
+        <w:spacing w:after="60"/>
+      </w:pPr>
+      <w:r>
+        <w:rPr>
+          <w:rFonts w:ascii="맑은 고딕" w:cs="맑은 고딕" w:eastAsia="맑은 고딕" w:hAnsi="맑은 고딕"/>
+          <w:b/>
+          <w:bCs/>
+          <w:color w:val="1F3A5F"/>
+          <w:sz w:val="20"/>
+          <w:szCs w:val="20"/>
+        </w:rPr>
+        <w:t xml:space="preserve">바로바로 반영  </w:t>
+      </w:r>
+      <w:r>
+        <w:rPr>
+          <w:rFonts w:ascii="맑은 고딕" w:cs="맑은 고딕" w:eastAsia="맑은 고딕" w:hAnsi="맑은 고딕"/>
+          <w:sz w:val="20"/>
+          <w:szCs w:val="20"/>
+        </w:rPr>
+        <w:t xml:space="preserve">완료하는 순간 상단 바의 진행률(1/160일)과 🪙 마일리지, 🔥 연속 학습일이 바로 올라가는 게 보여요. (이 예시 화면은 🪙10, 🔥1로 올라간 모습이에요)</w:t>
+      </w:r>
+    </w:p>
+    <w:p>
+      <w:pPr>
+        <w:pStyle w:val="ListParagraph"/>
+        <w:numPr>
+          <w:ilvl w:val="0"/>
+          <w:numId w:val="2"/>
+        </w:numPr>
+        <w:spacing w:after="60"/>
+      </w:pPr>
+      <w:r>
+        <w:rPr>
+          <w:rFonts w:ascii="맑은 고딕" w:cs="맑은 고딕" w:eastAsia="맑은 고딕" w:hAnsi="맑은 고딕"/>
+          <w:b/>
+          <w:bCs/>
+          <w:color w:val="1F3A5F"/>
+          <w:sz w:val="20"/>
+          <w:szCs w:val="20"/>
+        </w:rPr>
+        <w:t xml:space="preserve">하루 1회 제한  </w:t>
+      </w:r>
+      <w:r>
+        <w:rPr>
+          <w:rFonts w:ascii="맑은 고딕" w:cs="맑은 고딕" w:eastAsia="맑은 고딕" w:hAnsi="맑은 고딕"/>
+          <w:sz w:val="20"/>
+          <w:szCs w:val="20"/>
+        </w:rPr>
+        <w:t xml:space="preserve">오늘 새로운 학습은 1개까지만 인정돼요. 이미 끝낸 내용을 다시 보는 복습은 몇 번이든 할 수 있어요.</w:t>
+      </w:r>
+    </w:p>
+    <w:p>
+      <w:pPr>
+        <w:pStyle w:val="Heading1"/>
+        <w:pBdr>
+          <w:bottom w:val="single" w:color="1F3A5F" w:sz="8" w:space="4"/>
+        </w:pBdr>
+        <w:spacing w:after="120" w:before="260"/>
+      </w:pPr>
+      <w:r>
+        <w:rPr>
+          <w:rFonts w:ascii="맑은 고딕" w:cs="맑은 고딕" w:eastAsia="맑은 고딕" w:hAnsi="맑은 고딕"/>
+          <w:b/>
+          <w:bCs/>
+          <w:color w:val="1F3A5F"/>
+          <w:sz w:val="26"/>
+          <w:szCs w:val="26"/>
+        </w:rPr>
+        <w:t xml:space="preserve">④ 성적 변화를 그래프로 확인할 수 있어요</w:t>
+      </w:r>
+    </w:p>
+    <w:p>
+      <w:pPr>
+        <w:spacing w:after="90"/>
+      </w:pPr>
+      <w:r>
+        <w:rPr>
+          <w:rFonts w:ascii="맑은 고딕" w:cs="맑은 고딕" w:eastAsia="맑은 고딕" w:hAnsi="맑은 고딕"/>
+          <w:sz w:val="20"/>
+          <w:szCs w:val="20"/>
+        </w:rPr>
+        <w:t xml:space="preserve">화면 오른쪽 위 학생 이름 옆의 📊 아이콘을 누르면, 그 학생의 점수 기록을 그래프와 표로 한눈에 볼 수 있어요. 학생 본인도 언제든 확인할 수 있는 화면이에요.</w:t>
+      </w:r>
+    </w:p>
+    <w:p>
+      <w:pPr>
+        <w:jc w:val="center"/>
+      </w:pPr>
+      <w:r>
+        <w:drawing>
+          <wp:inline distT="0" distB="0" distL="0" distR="0">
+            <wp:extent cx="4191000" cy="2981325"/>
+            <wp:effectExtent t="0" r="0" b="0" l="0"/>
+            <wp:docPr id="5" name="" descr="" title=""/>
+            <wp:cNvGraphicFramePr>
+              <a:graphicFrameLocks xmlns:a="http://schemas.openxmlformats.org/drawingml/2006/main" noChangeAspect="1"/>
+            </wp:cNvGraphicFramePr>
+            <a:graphic xmlns:a="http://schemas.openxmlformats.org/drawingml/2006/main">
+              <a:graphicData uri="http://schemas.openxmlformats.org/drawingml/2006/picture">
+                <pic:pic xmlns:pic="http://schemas.openxmlformats.org/drawingml/2006/picture">
+                  <pic:nvPicPr>
+                    <pic:cNvPr id="0" name="" descr=""/>
+                    <pic:cNvPicPr>
+                      <a:picLocks noChangeAspect="1" noChangeArrowheads="1"/>
+                    </pic:cNvPicPr>
+                  </pic:nvPicPr>
+                  <pic:blipFill>
+                    <a:blip r:embed="rId11" cstate="none"/>
+                    <a:srcRect/>
+                    <a:stretch>
+                      <a:fillRect/>
+                    </a:stretch>
+                  </pic:blipFill>
+                  <pic:spPr bwMode="auto">
+                    <a:xfrm>
+                      <a:off x="0" y="0"/>
+                      <a:ext cx="4191000" cy="2981325"/>
+                    </a:xfrm>
+                    <a:prstGeom prst="rect">
+                      <a:avLst/>
+                    </a:prstGeom>
+                  </pic:spPr>
+                </pic:pic>
+              </a:graphicData>
+            </a:graphic>
+          </wp:inline>
+        </w:drawing>
+      </w:r>
+    </w:p>
+    <w:p>
+      <w:pPr>
+        <w:spacing w:after="160" w:before="40"/>
+        <w:jc w:val="center"/>
+      </w:pPr>
+      <w:r>
+        <w:rPr>
+          <w:rFonts w:ascii="맑은 고딕" w:cs="맑은 고딕" w:eastAsia="맑은 고딕" w:hAnsi="맑은 고딕"/>
+          <w:i/>
+          <w:iCs/>
+          <w:color w:val="555555"/>
+          <w:sz w:val="17"/>
+          <w:szCs w:val="17"/>
+        </w:rPr>
+        <w:t xml:space="preserve">④ "내 점수 기록" 창 — 응시 횟수, 평균 점수, 최근 점수와 함께 점수 추이가 꺾은선 그래프로 나와요.</w:t>
+      </w:r>
+    </w:p>
+    <w:p>
+      <w:pPr>
+        <w:pStyle w:val="ListParagraph"/>
+        <w:numPr>
+          <w:ilvl w:val="0"/>
+          <w:numId w:val="2"/>
+        </w:numPr>
+        <w:spacing w:after="60"/>
+      </w:pPr>
+      <w:r>
+        <w:rPr>
+          <w:rFonts w:ascii="맑은 고딕" w:cs="맑은 고딕" w:eastAsia="맑은 고딕" w:hAnsi="맑은 고딕"/>
+          <w:b/>
+          <w:bCs/>
+          <w:color w:val="1F3A5F"/>
+          <w:sz w:val="20"/>
+          <w:szCs w:val="20"/>
+        </w:rPr>
+        <w:t xml:space="preserve">자세한 기록  </w:t>
+      </w:r>
+      <w:r>
+        <w:rPr>
+          <w:rFonts w:ascii="맑은 고딕" w:cs="맑은 고딕" w:eastAsia="맑은 고딕" w:hAnsi="맑은 고딕"/>
+          <w:sz w:val="20"/>
+          <w:szCs w:val="20"/>
+        </w:rPr>
+        <w:t xml:space="preserve">그래프 아래 표에는 날짜·주제·유형·점수가 최근 순으로 쌓여요. 어떤 단원에서 점수가 낮았는지 바로 확인할 수 있어요.</w:t>
+      </w:r>
+    </w:p>
+    <w:p>
+      <w:pPr>
+        <w:pStyle w:val="ListParagraph"/>
+        <w:numPr>
+          <w:ilvl w:val="0"/>
+          <w:numId w:val="2"/>
+        </w:numPr>
+        <w:spacing w:after="60"/>
+      </w:pPr>
+      <w:r>
+        <w:rPr>
+          <w:rFonts w:ascii="맑은 고딕" w:cs="맑은 고딕" w:eastAsia="맑은 고딕" w:hAnsi="맑은 고딕"/>
+          <w:b/>
+          <w:bCs/>
+          <w:color w:val="1F3A5F"/>
+          <w:sz w:val="20"/>
+          <w:szCs w:val="20"/>
+        </w:rPr>
+        <w:t xml:space="preserve">참고  </w:t>
+      </w:r>
+      <w:r>
+        <w:rPr>
+          <w:rFonts w:ascii="맑은 고딕" w:cs="맑은 고딕" w:eastAsia="맑은 고딕" w:hAnsi="맑은 고딕"/>
+          <w:sz w:val="20"/>
+          <w:szCs w:val="20"/>
+        </w:rPr>
+        <w:t xml:space="preserve">이 화면은 학생이 직접 자기 계정으로 로그인해서 보는 화면이에요. 담임 선생님이 반 전체를 한 번에 보시려면 다음 ⑤번 "우리 반 학생 관리하기"를 이용하세요.</w:t>
+      </w:r>
+    </w:p>
+    <w:p>
+      <w:pPr>
+        <w:pageBreakBefore/>
+      </w:pPr>
+    </w:p>
+    <w:p>
+      <w:pPr>
+        <w:pStyle w:val="Heading1"/>
+        <w:pBdr>
+          <w:bottom w:val="single" w:color="1F3A5F" w:sz="8" w:space="4"/>
+        </w:pBdr>
+        <w:spacing w:after="120" w:before="260"/>
+      </w:pPr>
+      <w:r>
+        <w:rPr>
+          <w:rFonts w:ascii="맑은 고딕" w:cs="맑은 고딕" w:eastAsia="맑은 고딕" w:hAnsi="맑은 고딕"/>
+          <w:b/>
+          <w:bCs/>
+          <w:color w:val="1F3A5F"/>
+          <w:sz w:val="26"/>
+          <w:szCs w:val="26"/>
+        </w:rPr>
+        <w:t xml:space="preserve">⑤ 우리 반 학생 관리하기</w:t>
+      </w:r>
+    </w:p>
+    <w:p>
+      <w:pPr>
+        <w:spacing w:after="90"/>
+      </w:pPr>
+      <w:r>
+        <w:rPr>
+          <w:rFonts w:ascii="맑은 고딕" w:cs="맑은 고딕" w:eastAsia="맑은 고딕" w:hAnsi="맑은 고딕"/>
+          <w:sz w:val="20"/>
+          <w:szCs w:val="20"/>
+        </w:rPr>
+        <w:t xml:space="preserve">사이드바 상단(로그인 화면 하단에도 있음)의 관리자 설정 아이콘을 누르면 아래 순서로 진행돼요.</w:t>
       </w:r>
     </w:p>
     <w:tbl>
@@ -279,7 +1020,7 @@
                 <w:sz w:val="19"/>
                 <w:szCs w:val="19"/>
               </w:rPr>
-              <w:t xml:space="preserve">사이드바(또는 로그인 화면) ⚙️ 관리자 설정 클릭</w:t>
+              <w:t xml:space="preserve">사이드바(또는 로그인 화면)의 관리자 설정 아이콘 클릭</w:t>
             </w:r>
           </w:p>
         </w:tc>
@@ -690,7 +1431,7 @@
           <w:left w:val="single" w:color="1F3A5F" w:sz="18" w:space="6"/>
         </w:pBdr>
         <w:shd w:fill="EAF0F8" w:val="clear"/>
-        <w:spacing w:after="60" w:before="100"/>
+        <w:spacing w:after="100" w:before="100"/>
         <w:ind w:left="100"/>
       </w:pPr>
       <w:r>
@@ -738,11 +1479,6 @@
         </w:rPr>
         <w:t xml:space="preserve">다른 반을 다시 보고 싶으면 화면 위쪽 "‹ 학년·반 다시 입력" 버튼을 누르면 돼요.</w:t>
       </w:r>
-    </w:p>
-    <w:p>
-      <w:pPr>
-        <w:pageBreakBefore/>
-      </w:pPr>
     </w:p>
     <w:p>
       <w:pPr>
@@ -761,7 +1497,7 @@
           <w:sz w:val="26"/>
           <w:szCs w:val="26"/>
         </w:rPr>
-        <w:t xml:space="preserve">③ 관리자 비밀번호 안내</w:t>
+        <w:t xml:space="preserve">⑥ 관리자 비밀번호 안내</w:t>
       </w:r>
     </w:p>
     <w:p>
@@ -853,6 +1589,11 @@
     </w:p>
     <w:p>
       <w:pPr>
+        <w:pageBreakBefore/>
+      </w:pPr>
+    </w:p>
+    <w:p>
+      <w:pPr>
         <w:pStyle w:val="Heading1"/>
         <w:pBdr>
           <w:bottom w:val="single" w:color="1F3A5F" w:sz="8" w:space="4"/>
@@ -868,7 +1609,7 @@
           <w:sz w:val="26"/>
           <w:szCs w:val="26"/>
         </w:rPr>
-        <w:t xml:space="preserve">④ 이것만은 꼭 기억해주세요</w:t>
+        <w:t xml:space="preserve">⑦ 이것만은 꼭 기억해주세요</w:t>
       </w:r>
     </w:p>
     <w:p>
@@ -956,6 +1697,35 @@
           <w:szCs w:val="20"/>
         </w:rPr>
         <w:t xml:space="preserve">진도율은 "학교에서 제일 빠른 학생" 기준 상대 수치라서, 학기 초반엔 숫자가 낮게 보일 수 있어요. 절대적인 성취도가 아니라 참고용으로 봐주세요.</w:t>
+      </w:r>
+    </w:p>
+    <w:p>
+      <w:pPr>
+        <w:pStyle w:val="ListParagraph"/>
+        <w:numPr>
+          <w:ilvl w:val="0"/>
+          <w:numId w:val="2"/>
+        </w:numPr>
+        <w:spacing w:after="60"/>
+      </w:pPr>
+      <w:r>
+        <w:rPr>
+          <w:rFonts w:ascii="맑은 고딕" w:cs="맑은 고딕" w:eastAsia="맑은 고딕" w:hAnsi="맑은 고딕"/>
+          <w:b/>
+          <w:bCs/>
+          <w:color w:val="1F3A5F"/>
+          <w:sz w:val="20"/>
+          <w:szCs w:val="20"/>
+        </w:rPr>
+        <w:t xml:space="preserve">화면이 이상할 때  </w:t>
+      </w:r>
+      <w:r>
+        <w:rPr>
+          <w:rFonts w:ascii="맑은 고딕" w:cs="맑은 고딕" w:eastAsia="맑은 고딕" w:hAnsi="맑은 고딕"/>
+          <w:sz w:val="20"/>
+          <w:szCs w:val="20"/>
+        </w:rPr>
+        <w:t xml:space="preserve">화면이 이상하거나 새로운 내용이 안 보이면, 새로고침(또는 캐시 삭제 후 재접속)을 해보세요.</w:t>
       </w:r>
     </w:p>
     <w:p>

--- a/docs/문해력15분_담임선생님안내서.docx
+++ b/docs/문해력15분_담임선생님안내서.docx
@@ -909,7 +909,7 @@
           <w:sz w:val="20"/>
           <w:szCs w:val="20"/>
         </w:rPr>
-        <w:t xml:space="preserve">이 화면은 학생이 직접 자기 계정으로 로그인해서 보는 화면이에요. 담임 선생님이 반 전체를 한 번에 보시려면 다음 ⑤번 "우리 반 학생 관리하기"를 이용하세요.</w:t>
+        <w:t xml:space="preserve">이 화면은 학생이 직접 자기 계정으로 로그인해서 보는 화면이에요. 담임 선생님이 반 전체를 한 번에 보시려면 다음 ⑥번 "우리 반 학생 관리하기"를 이용하세요.</w:t>
       </w:r>
     </w:p>
     <w:p>
@@ -934,7 +934,327 @@
           <w:sz w:val="26"/>
           <w:szCs w:val="26"/>
         </w:rPr>
-        <w:t xml:space="preserve">⑤ 우리 반 학생 관리하기</w:t>
+        <w:t xml:space="preserve">⑤ 마일리지 · 행운의 7명 — 학생들이 궁금해하는 이벤트</w:t>
+      </w:r>
+    </w:p>
+    <w:p>
+      <w:pPr>
+        <w:spacing w:after="90"/>
+      </w:pPr>
+      <w:r>
+        <w:rPr>
+          <w:rFonts w:ascii="맑은 고딕" w:cs="맑은 고딕" w:eastAsia="맑은 고딕" w:hAnsi="맑은 고딕"/>
+          <w:sz w:val="20"/>
+          <w:szCs w:val="20"/>
+        </w:rPr>
+        <w:t xml:space="preserve">학생용 안내문에도 적혀 있는 내용이라, 학생들이 담임 선생님께 직접 물어볼 때가 많아요. 아래 표로 미리 알아두세요.</w:t>
+      </w:r>
+    </w:p>
+    <w:tbl>
+      <w:tblPr>
+        <w:tblW w:type="dxa" w:w="9500"/>
+        <w:tblBorders>
+          <w:top w:val="single" w:color="auto" w:sz="4"/>
+          <w:left w:val="single" w:color="auto" w:sz="4"/>
+          <w:bottom w:val="single" w:color="auto" w:sz="4"/>
+          <w:right w:val="single" w:color="auto" w:sz="4"/>
+          <w:insideH w:val="single" w:color="auto" w:sz="4"/>
+          <w:insideV w:val="single" w:color="auto" w:sz="4"/>
+        </w:tblBorders>
+      </w:tblPr>
+      <w:tblGrid>
+        <w:gridCol w:w="2600"/>
+        <w:gridCol w:w="6900"/>
+      </w:tblGrid>
+      <w:tr>
+        <w:tc>
+          <w:tcPr>
+            <w:tcW w:type="dxa" w:w="2600"/>
+            <w:shd w:fill="B8860B" w:val="clear"/>
+            <w:tcMar>
+              <w:top w:type="dxa" w:w="90"/>
+              <w:left w:type="dxa" w:w="120"/>
+              <w:bottom w:type="dxa" w:w="90"/>
+              <w:right w:type="dxa" w:w="120"/>
+            </w:tcMar>
+            <w:vAlign w:val="center"/>
+          </w:tcPr>
+          <w:p>
+            <w:pPr>
+              <w:jc w:val="center"/>
+            </w:pPr>
+            <w:r>
+              <w:rPr>
+                <w:rFonts w:ascii="맑은 고딕" w:cs="맑은 고딕" w:eastAsia="맑은 고딕" w:hAnsi="맑은 고딕"/>
+                <w:b/>
+                <w:bCs/>
+                <w:color w:val="FFFFFF"/>
+                <w:sz w:val="19"/>
+                <w:szCs w:val="19"/>
+              </w:rPr>
+              <w:t xml:space="preserve">🪙 학습 마일리지</w:t>
+            </w:r>
+          </w:p>
+        </w:tc>
+        <w:tc>
+          <w:tcPr>
+            <w:tcW w:type="dxa" w:w="6900"/>
+            <w:tcMar>
+              <w:top w:type="dxa" w:w="90"/>
+              <w:left w:type="dxa" w:w="120"/>
+              <w:bottom w:type="dxa" w:w="90"/>
+              <w:right w:type="dxa" w:w="120"/>
+            </w:tcMar>
+            <w:vAlign w:val="center"/>
+          </w:tcPr>
+          <w:p>
+            <w:pPr>
+              <w:jc w:val="left"/>
+            </w:pPr>
+            <w:r>
+              <w:rPr>
+                <w:rFonts w:ascii="맑은 고딕" w:cs="맑은 고딕" w:eastAsia="맑은 고딕" w:hAnsi="맑은 고딕"/>
+                <w:b w:val="false"/>
+                <w:bCs w:val="false"/>
+                <w:color w:val="000000"/>
+                <w:sz w:val="19"/>
+                <w:szCs w:val="19"/>
+              </w:rPr>
+              <w:t xml:space="preserve">학습을 완료할 때마다 마일리지가 쌓여요. 기본 10P + 만점(100점)이면 +5P 보너스! 가끔(운이 좋으면) 최대 30P까지 깜짝 보너스가 터지기도 해요.</w:t>
+            </w:r>
+          </w:p>
+        </w:tc>
+      </w:tr>
+      <w:tr>
+        <w:tc>
+          <w:tcPr>
+            <w:tcW w:type="dxa" w:w="2600"/>
+            <w:shd w:fill="B8860B" w:val="clear"/>
+            <w:tcMar>
+              <w:top w:type="dxa" w:w="90"/>
+              <w:left w:type="dxa" w:w="120"/>
+              <w:bottom w:type="dxa" w:w="90"/>
+              <w:right w:type="dxa" w:w="120"/>
+            </w:tcMar>
+            <w:vAlign w:val="center"/>
+          </w:tcPr>
+          <w:p>
+            <w:pPr>
+              <w:jc w:val="center"/>
+            </w:pPr>
+            <w:r>
+              <w:rPr>
+                <w:rFonts w:ascii="맑은 고딕" w:cs="맑은 고딕" w:eastAsia="맑은 고딕" w:hAnsi="맑은 고딕"/>
+                <w:b/>
+                <w:bCs/>
+                <w:color w:val="FFFFFF"/>
+                <w:sz w:val="19"/>
+                <w:szCs w:val="19"/>
+              </w:rPr>
+              <w:t xml:space="preserve">🔥 연속 학습일</w:t>
+            </w:r>
+          </w:p>
+        </w:tc>
+        <w:tc>
+          <w:tcPr>
+            <w:tcW w:type="dxa" w:w="6900"/>
+            <w:tcMar>
+              <w:top w:type="dxa" w:w="90"/>
+              <w:left w:type="dxa" w:w="120"/>
+              <w:bottom w:type="dxa" w:w="90"/>
+              <w:right w:type="dxa" w:w="120"/>
+            </w:tcMar>
+            <w:vAlign w:val="center"/>
+          </w:tcPr>
+          <w:p>
+            <w:pPr>
+              <w:jc w:val="left"/>
+            </w:pPr>
+            <w:r>
+              <w:rPr>
+                <w:rFonts w:ascii="맑은 고딕" w:cs="맑은 고딕" w:eastAsia="맑은 고딕" w:hAnsi="맑은 고딕"/>
+                <w:b w:val="false"/>
+                <w:bCs w:val="false"/>
+                <w:color w:val="000000"/>
+                <w:sz w:val="19"/>
+                <w:szCs w:val="19"/>
+              </w:rPr>
+              <w:t xml:space="preserve">하루도 빠짐없이 학습하면 연속 기록(스트릭)이 늘어나요. 하루라도 쉬면 1일부터 다시 시작돼요.</w:t>
+            </w:r>
+          </w:p>
+        </w:tc>
+      </w:tr>
+      <w:tr>
+        <w:tc>
+          <w:tcPr>
+            <w:tcW w:type="dxa" w:w="2600"/>
+            <w:shd w:fill="B8860B" w:val="clear"/>
+            <w:tcMar>
+              <w:top w:type="dxa" w:w="90"/>
+              <w:left w:type="dxa" w:w="120"/>
+              <w:bottom w:type="dxa" w:w="90"/>
+              <w:right w:type="dxa" w:w="120"/>
+            </w:tcMar>
+            <w:vAlign w:val="center"/>
+          </w:tcPr>
+          <w:p>
+            <w:pPr>
+              <w:jc w:val="center"/>
+            </w:pPr>
+            <w:r>
+              <w:rPr>
+                <w:rFonts w:ascii="맑은 고딕" w:cs="맑은 고딕" w:eastAsia="맑은 고딕" w:hAnsi="맑은 고딕"/>
+                <w:b/>
+                <w:bCs/>
+                <w:color w:val="FFFFFF"/>
+                <w:sz w:val="19"/>
+                <w:szCs w:val="19"/>
+              </w:rPr>
+              <w:t xml:space="preserve">🎉 행운의 7명</w:t>
+            </w:r>
+          </w:p>
+        </w:tc>
+        <w:tc>
+          <w:tcPr>
+            <w:tcW w:type="dxa" w:w="6900"/>
+            <w:shd w:fill="FFF6DF" w:val="clear"/>
+            <w:tcMar>
+              <w:top w:type="dxa" w:w="90"/>
+              <w:left w:type="dxa" w:w="120"/>
+              <w:bottom w:type="dxa" w:w="90"/>
+              <w:right w:type="dxa" w:w="120"/>
+            </w:tcMar>
+            <w:vAlign w:val="center"/>
+          </w:tcPr>
+          <w:p>
+            <w:pPr>
+              <w:jc w:val="left"/>
+            </w:pPr>
+            <w:r>
+              <w:rPr>
+                <w:rFonts w:ascii="맑은 고딕" w:cs="맑은 고딕" w:eastAsia="맑은 고딕" w:hAnsi="맑은 고딕"/>
+                <w:b w:val="false"/>
+                <w:bCs w:val="false"/>
+                <w:color w:val="000000"/>
+                <w:sz w:val="19"/>
+                <w:szCs w:val="19"/>
+              </w:rPr>
+              <w:t xml:space="preserve">매주 월~금 5일 모두 아침 08:30~08:45 사이에 학습을 완료하면 추첨 응모 자격이 생겨요. 금요일에 자격을 갖춘 학생 중 7명을 추첨해서 발표해요.</w:t>
+            </w:r>
+          </w:p>
+        </w:tc>
+      </w:tr>
+    </w:tbl>
+    <w:p>
+      <w:pPr>
+        <w:pBdr>
+          <w:left w:val="single" w:color="B8860B" w:sz="18" w:space="6"/>
+        </w:pBdr>
+        <w:shd w:fill="FFF6DF" w:val="clear"/>
+        <w:spacing w:after="100" w:before="100"/>
+        <w:ind w:left="100"/>
+      </w:pPr>
+      <w:r>
+        <w:rPr>
+          <w:rFonts w:ascii="맑은 고딕" w:cs="맑은 고딕" w:eastAsia="맑은 고딕" w:hAnsi="맑은 고딕"/>
+          <w:b/>
+          <w:bCs/>
+          <w:color w:val="B8860B"/>
+          <w:sz w:val="20"/>
+          <w:szCs w:val="20"/>
+        </w:rPr>
+        <w:t xml:space="preserve">  💡 꼭 기억하기  </w:t>
+      </w:r>
+      <w:r>
+        <w:rPr>
+          <w:rFonts w:ascii="맑은 고딕" w:cs="맑은 고딕" w:eastAsia="맑은 고딕" w:hAnsi="맑은 고딕"/>
+          <w:sz w:val="20"/>
+          <w:szCs w:val="20"/>
+        </w:rPr>
+        <w:t xml:space="preserve">"행운의 7명"은 08:30~08:45, 딱 15분 사이에 완료해야만 그날이 인정돼요. 아침 등교 후 조회 시간을 활용하라고 안내해 주세요.</w:t>
+      </w:r>
+    </w:p>
+    <w:p>
+      <w:pPr>
+        <w:pStyle w:val="ListParagraph"/>
+        <w:numPr>
+          <w:ilvl w:val="0"/>
+          <w:numId w:val="2"/>
+        </w:numPr>
+        <w:spacing w:after="60"/>
+      </w:pPr>
+      <w:r>
+        <w:rPr>
+          <w:rFonts w:ascii="맑은 고딕" w:cs="맑은 고딕" w:eastAsia="맑은 고딕" w:hAnsi="맑은 고딕"/>
+          <w:b/>
+          <w:bCs/>
+          <w:color w:val="1F3A5F"/>
+          <w:sz w:val="20"/>
+          <w:szCs w:val="20"/>
+        </w:rPr>
+        <w:t xml:space="preserve">어디서 확인하나요  </w:t>
+      </w:r>
+      <w:r>
+        <w:rPr>
+          <w:rFonts w:ascii="맑은 고딕" w:cs="맑은 고딕" w:eastAsia="맑은 고딕" w:hAnsi="맑은 고딕"/>
+          <w:sz w:val="20"/>
+          <w:szCs w:val="20"/>
+        </w:rPr>
+        <w:t xml:space="preserve">학생 화면 위쪽의 마일리지·연속 학습일·행운의 7명 아이콘에서 각자 바로 확인할 수 있어요. 지난주 당첨자 명단도 행운의 7명 아이콘에서 볼 수 있어요.</w:t>
+      </w:r>
+    </w:p>
+    <w:p>
+      <w:pPr>
+        <w:pStyle w:val="ListParagraph"/>
+        <w:numPr>
+          <w:ilvl w:val="0"/>
+          <w:numId w:val="2"/>
+        </w:numPr>
+        <w:spacing w:after="60"/>
+      </w:pPr>
+      <w:r>
+        <w:rPr>
+          <w:rFonts w:ascii="맑은 고딕" w:cs="맑은 고딕" w:eastAsia="맑은 고딕" w:hAnsi="맑은 고딕"/>
+          <w:b/>
+          <w:bCs/>
+          <w:color w:val="1F3A5F"/>
+          <w:sz w:val="20"/>
+          <w:szCs w:val="20"/>
+        </w:rPr>
+        <w:t xml:space="preserve">담임 선생님께 묻는 질문 예시  </w:t>
+      </w:r>
+      <w:r>
+        <w:rPr>
+          <w:rFonts w:ascii="맑은 고딕" w:cs="맑은 고딕" w:eastAsia="맑은 고딕" w:hAnsi="맑은 고딕"/>
+          <w:sz w:val="20"/>
+          <w:szCs w:val="20"/>
+        </w:rPr>
+        <w:t xml:space="preserve">"왜 저는 보너스가 안 떠요?" → 보너스는 매번 터지는 게 아니라 가끔(운이 좋을 때) 터지는 깜짝 이벤트예요. "오늘 7명 안에 들었나요?" → 월~금 5일을 전부, 그것도 매일 08:30~08:45 사이에 완료해야 응모 자격이 생겨요.</w:t>
+      </w:r>
+    </w:p>
+    <w:p>
+      <w:pPr>
+        <w:pageBreakBefore/>
+      </w:pPr>
+    </w:p>
+    <w:p>
+      <w:pPr>
+        <w:pStyle w:val="Heading1"/>
+        <w:pBdr>
+          <w:bottom w:val="single" w:color="1F3A5F" w:sz="8" w:space="4"/>
+        </w:pBdr>
+        <w:spacing w:after="120" w:before="260"/>
+      </w:pPr>
+      <w:r>
+        <w:rPr>
+          <w:rFonts w:ascii="맑은 고딕" w:cs="맑은 고딕" w:eastAsia="맑은 고딕" w:hAnsi="맑은 고딕"/>
+          <w:b/>
+          <w:bCs/>
+          <w:color w:val="1F3A5F"/>
+          <w:sz w:val="26"/>
+          <w:szCs w:val="26"/>
+        </w:rPr>
+        <w:t xml:space="preserve">⑥ 우리 반 학생 관리하기</w:t>
       </w:r>
     </w:p>
     <w:p>
@@ -1497,7 +1817,7 @@
           <w:sz w:val="26"/>
           <w:szCs w:val="26"/>
         </w:rPr>
-        <w:t xml:space="preserve">⑥ 관리자 비밀번호 안내</w:t>
+        <w:t xml:space="preserve">⑦ 관리자 비밀번호 안내</w:t>
       </w:r>
     </w:p>
     <w:p>
@@ -1609,7 +1929,7 @@
           <w:sz w:val="26"/>
           <w:szCs w:val="26"/>
         </w:rPr>
-        <w:t xml:space="preserve">⑦ 이것만은 꼭 기억해주세요</w:t>
+        <w:t xml:space="preserve">⑧ 이것만은 꼭 기억해주세요</w:t>
       </w:r>
     </w:p>
     <w:p>

--- a/docs/문해력15분_담임선생님안내서.docx
+++ b/docs/문해력15분_담임선생님안내서.docx
@@ -1929,9 +1929,1845 @@
           <w:sz w:val="26"/>
           <w:szCs w:val="26"/>
         </w:rPr>
-        <w:t xml:space="preserve">⑧ 이것만은 꼭 기억해주세요</w:t>
-      </w:r>
-    </w:p>
+        <w:t xml:space="preserve">⑧ 중간시험 · 기말시험(정기고사) 운영 안내</w:t>
+      </w:r>
+    </w:p>
+    <w:p>
+      <w:pPr>
+        <w:spacing w:after="90"/>
+      </w:pPr>
+      <w:r>
+        <w:rPr>
+          <w:rFonts w:ascii="맑은 고딕" w:cs="맑은 고딕" w:eastAsia="맑은 고딕" w:hAnsi="맑은 고딕"/>
+          <w:sz w:val="20"/>
+          <w:szCs w:val="20"/>
+        </w:rPr>
+        <w:t xml:space="preserve">중간시험·기말시험(1·2학기 각 2회, 총 4회)은 학생들이 태블릿이나 스마트폰으로 이 앱에서 직접 봐요. 문항은 회차마다 20문항(객관식 5지선다 17 + 단답형 2 + 서술형 1, 20점 만점)이고, 채점은 앱이 자동으로 해요.</w:t>
+      </w:r>
+    </w:p>
+    <w:tbl>
+      <w:tblPr>
+        <w:tblW w:type="dxa" w:w="9500"/>
+        <w:tblBorders>
+          <w:top w:val="single" w:color="auto" w:sz="4"/>
+          <w:left w:val="single" w:color="auto" w:sz="4"/>
+          <w:bottom w:val="single" w:color="auto" w:sz="4"/>
+          <w:right w:val="single" w:color="auto" w:sz="4"/>
+          <w:insideH w:val="single" w:color="auto" w:sz="4"/>
+          <w:insideV w:val="single" w:color="auto" w:sz="4"/>
+        </w:tblBorders>
+      </w:tblPr>
+      <w:tblGrid>
+        <w:gridCol w:w="3000"/>
+        <w:gridCol w:w="3000"/>
+        <w:gridCol w:w="3500"/>
+      </w:tblGrid>
+      <w:tr>
+        <w:tc>
+          <w:tcPr>
+            <w:tcW w:type="dxa" w:w="3000"/>
+            <w:tcBorders>
+              <w:top w:val="single" w:color="DDDDDD" w:sz="4"/>
+              <w:left w:val="single" w:color="DDDDDD" w:sz="4"/>
+              <w:bottom w:val="single" w:color="DDDDDD" w:sz="4"/>
+              <w:right w:val="single" w:color="DDDDDD" w:sz="4"/>
+            </w:tcBorders>
+            <w:tcMar>
+              <w:top w:type="dxa" w:w="60"/>
+              <w:left w:type="dxa" w:w="60"/>
+              <w:bottom w:type="dxa" w:w="60"/>
+              <w:right w:type="dxa" w:w="60"/>
+            </w:tcMar>
+            <w:vAlign w:val="top"/>
+          </w:tcPr>
+          <w:p>
+            <w:pPr>
+              <w:jc w:val="center"/>
+            </w:pPr>
+            <w:r>
+              <w:drawing>
+                <wp:inline distT="0" distB="0" distL="0" distR="0">
+                  <wp:extent cx="1428750" cy="1209675"/>
+                  <wp:effectExtent t="0" r="0" b="0" l="0"/>
+                  <wp:docPr id="6" name="" descr="" title=""/>
+                  <wp:cNvGraphicFramePr>
+                    <a:graphicFrameLocks xmlns:a="http://schemas.openxmlformats.org/drawingml/2006/main" noChangeAspect="1"/>
+                  </wp:cNvGraphicFramePr>
+                  <a:graphic xmlns:a="http://schemas.openxmlformats.org/drawingml/2006/main">
+                    <a:graphicData uri="http://schemas.openxmlformats.org/drawingml/2006/picture">
+                      <pic:pic xmlns:pic="http://schemas.openxmlformats.org/drawingml/2006/picture">
+                        <pic:nvPicPr>
+                          <pic:cNvPr id="0" name="" descr=""/>
+                          <pic:cNvPicPr>
+                            <a:picLocks noChangeAspect="1" noChangeArrowheads="1"/>
+                          </pic:cNvPicPr>
+                        </pic:nvPicPr>
+                        <pic:blipFill>
+                          <a:blip r:embed="rId12" cstate="none"/>
+                          <a:srcRect/>
+                          <a:stretch>
+                            <a:fillRect/>
+                          </a:stretch>
+                        </pic:blipFill>
+                        <pic:spPr bwMode="auto">
+                          <a:xfrm>
+                            <a:off x="0" y="0"/>
+                            <a:ext cx="1428750" cy="1209675"/>
+                          </a:xfrm>
+                          <a:prstGeom prst="rect">
+                            <a:avLst/>
+                          </a:prstGeom>
+                        </pic:spPr>
+                      </pic:pic>
+                    </a:graphicData>
+                  </a:graphic>
+                </wp:inline>
+              </w:drawing>
+            </w:r>
+          </w:p>
+        </w:tc>
+        <w:tc>
+          <w:tcPr>
+            <w:tcW w:type="dxa" w:w="3000"/>
+            <w:tcBorders>
+              <w:top w:val="single" w:color="DDDDDD" w:sz="4"/>
+              <w:left w:val="single" w:color="DDDDDD" w:sz="4"/>
+              <w:bottom w:val="single" w:color="DDDDDD" w:sz="4"/>
+              <w:right w:val="single" w:color="DDDDDD" w:sz="4"/>
+            </w:tcBorders>
+            <w:tcMar>
+              <w:top w:type="dxa" w:w="60"/>
+              <w:left w:type="dxa" w:w="60"/>
+              <w:bottom w:type="dxa" w:w="60"/>
+              <w:right w:type="dxa" w:w="60"/>
+            </w:tcMar>
+            <w:vAlign w:val="top"/>
+          </w:tcPr>
+          <w:p>
+            <w:pPr>
+              <w:jc w:val="center"/>
+            </w:pPr>
+            <w:r>
+              <w:drawing>
+                <wp:inline distT="0" distB="0" distL="0" distR="0">
+                  <wp:extent cx="1428750" cy="2524125"/>
+                  <wp:effectExtent t="0" r="0" b="0" l="0"/>
+                  <wp:docPr id="7" name="" descr="" title=""/>
+                  <wp:cNvGraphicFramePr>
+                    <a:graphicFrameLocks xmlns:a="http://schemas.openxmlformats.org/drawingml/2006/main" noChangeAspect="1"/>
+                  </wp:cNvGraphicFramePr>
+                  <a:graphic xmlns:a="http://schemas.openxmlformats.org/drawingml/2006/main">
+                    <a:graphicData uri="http://schemas.openxmlformats.org/drawingml/2006/picture">
+                      <pic:pic xmlns:pic="http://schemas.openxmlformats.org/drawingml/2006/picture">
+                        <pic:nvPicPr>
+                          <pic:cNvPr id="0" name="" descr=""/>
+                          <pic:cNvPicPr>
+                            <a:picLocks noChangeAspect="1" noChangeArrowheads="1"/>
+                          </pic:cNvPicPr>
+                        </pic:nvPicPr>
+                        <pic:blipFill>
+                          <a:blip r:embed="rId13" cstate="none"/>
+                          <a:srcRect/>
+                          <a:stretch>
+                            <a:fillRect/>
+                          </a:stretch>
+                        </pic:blipFill>
+                        <pic:spPr bwMode="auto">
+                          <a:xfrm>
+                            <a:off x="0" y="0"/>
+                            <a:ext cx="1428750" cy="2524125"/>
+                          </a:xfrm>
+                          <a:prstGeom prst="rect">
+                            <a:avLst/>
+                          </a:prstGeom>
+                        </pic:spPr>
+                      </pic:pic>
+                    </a:graphicData>
+                  </a:graphic>
+                </wp:inline>
+              </w:drawing>
+            </w:r>
+          </w:p>
+        </w:tc>
+        <w:tc>
+          <w:tcPr>
+            <w:tcW w:type="dxa" w:w="3500"/>
+            <w:tcBorders>
+              <w:top w:val="single" w:color="DDDDDD" w:sz="4"/>
+              <w:left w:val="single" w:color="DDDDDD" w:sz="4"/>
+              <w:bottom w:val="single" w:color="DDDDDD" w:sz="4"/>
+              <w:right w:val="single" w:color="DDDDDD" w:sz="4"/>
+            </w:tcBorders>
+            <w:tcMar>
+              <w:top w:type="dxa" w:w="60"/>
+              <w:left w:type="dxa" w:w="60"/>
+              <w:bottom w:type="dxa" w:w="60"/>
+              <w:right w:type="dxa" w:w="60"/>
+            </w:tcMar>
+            <w:vAlign w:val="top"/>
+          </w:tcPr>
+          <w:p>
+            <w:pPr>
+              <w:jc w:val="center"/>
+            </w:pPr>
+            <w:r>
+              <w:drawing>
+                <wp:inline distT="0" distB="0" distL="0" distR="0">
+                  <wp:extent cx="1428750" cy="2524125"/>
+                  <wp:effectExtent t="0" r="0" b="0" l="0"/>
+                  <wp:docPr id="8" name="" descr="" title=""/>
+                  <wp:cNvGraphicFramePr>
+                    <a:graphicFrameLocks xmlns:a="http://schemas.openxmlformats.org/drawingml/2006/main" noChangeAspect="1"/>
+                  </wp:cNvGraphicFramePr>
+                  <a:graphic xmlns:a="http://schemas.openxmlformats.org/drawingml/2006/main">
+                    <a:graphicData uri="http://schemas.openxmlformats.org/drawingml/2006/picture">
+                      <pic:pic xmlns:pic="http://schemas.openxmlformats.org/drawingml/2006/picture">
+                        <pic:nvPicPr>
+                          <pic:cNvPr id="0" name="" descr=""/>
+                          <pic:cNvPicPr>
+                            <a:picLocks noChangeAspect="1" noChangeArrowheads="1"/>
+                          </pic:cNvPicPr>
+                        </pic:nvPicPr>
+                        <pic:blipFill>
+                          <a:blip r:embed="rId14" cstate="none"/>
+                          <a:srcRect/>
+                          <a:stretch>
+                            <a:fillRect/>
+                          </a:stretch>
+                        </pic:blipFill>
+                        <pic:spPr bwMode="auto">
+                          <a:xfrm>
+                            <a:off x="0" y="0"/>
+                            <a:ext cx="1428750" cy="2524125"/>
+                          </a:xfrm>
+                          <a:prstGeom prst="rect">
+                            <a:avLst/>
+                          </a:prstGeom>
+                        </pic:spPr>
+                      </pic:pic>
+                    </a:graphicData>
+                  </a:graphic>
+                </wp:inline>
+              </w:drawing>
+            </w:r>
+          </w:p>
+        </w:tc>
+      </w:tr>
+      <w:tr>
+        <w:tc>
+          <w:tcPr>
+            <w:tcW w:type="dxa" w:w="3000"/>
+            <w:tcMar>
+              <w:top w:type="dxa" w:w="90"/>
+              <w:left w:type="dxa" w:w="120"/>
+              <w:bottom w:type="dxa" w:w="90"/>
+              <w:right w:type="dxa" w:w="120"/>
+            </w:tcMar>
+            <w:vAlign w:val="center"/>
+          </w:tcPr>
+          <w:p>
+            <w:pPr>
+              <w:jc w:val="center"/>
+            </w:pPr>
+            <w:r>
+              <w:rPr>
+                <w:rFonts w:ascii="맑은 고딕" w:cs="맑은 고딕" w:eastAsia="맑은 고딕" w:hAnsi="맑은 고딕"/>
+                <w:b w:val="false"/>
+                <w:bCs w:val="false"/>
+                <w:color w:val="555555"/>
+                <w:sz w:val="16"/>
+                <w:szCs w:val="16"/>
+              </w:rPr>
+              <w:t xml:space="preserve">왼쪽 메뉴 "정기고사" — 시험 시간이 되면 "응시 가능"</w:t>
+            </w:r>
+          </w:p>
+        </w:tc>
+        <w:tc>
+          <w:tcPr>
+            <w:tcW w:type="dxa" w:w="3000"/>
+            <w:tcMar>
+              <w:top w:type="dxa" w:w="90"/>
+              <w:left w:type="dxa" w:w="120"/>
+              <w:bottom w:type="dxa" w:w="90"/>
+              <w:right w:type="dxa" w:w="120"/>
+            </w:tcMar>
+            <w:vAlign w:val="center"/>
+          </w:tcPr>
+          <w:p>
+            <w:pPr>
+              <w:jc w:val="center"/>
+            </w:pPr>
+            <w:r>
+              <w:rPr>
+                <w:rFonts w:ascii="맑은 고딕" w:cs="맑은 고딕" w:eastAsia="맑은 고딕" w:hAnsi="맑은 고딕"/>
+                <w:b w:val="false"/>
+                <w:bCs w:val="false"/>
+                <w:color w:val="555555"/>
+                <w:sz w:val="16"/>
+                <w:szCs w:val="16"/>
+              </w:rPr>
+              <w:t xml:space="preserve">시험 문제 화면 — 아래 바에서 답한 개수·남은 시간 확인</w:t>
+            </w:r>
+          </w:p>
+        </w:tc>
+        <w:tc>
+          <w:tcPr>
+            <w:tcW w:type="dxa" w:w="3500"/>
+            <w:tcMar>
+              <w:top w:type="dxa" w:w="90"/>
+              <w:left w:type="dxa" w:w="120"/>
+              <w:bottom w:type="dxa" w:w="90"/>
+              <w:right w:type="dxa" w:w="120"/>
+            </w:tcMar>
+            <w:vAlign w:val="center"/>
+          </w:tcPr>
+          <w:p>
+            <w:pPr>
+              <w:jc w:val="center"/>
+            </w:pPr>
+            <w:r>
+              <w:rPr>
+                <w:rFonts w:ascii="맑은 고딕" w:cs="맑은 고딕" w:eastAsia="맑은 고딕" w:hAnsi="맑은 고딕"/>
+                <w:b w:val="false"/>
+                <w:bCs w:val="false"/>
+                <w:color w:val="555555"/>
+                <w:sz w:val="16"/>
+                <w:szCs w:val="16"/>
+              </w:rPr>
+              <w:t xml:space="preserve">제출 직후 점수와 문항별 정답·해설이 바로 나와요</w:t>
+            </w:r>
+          </w:p>
+        </w:tc>
+      </w:tr>
+    </w:tbl>
+    <w:p>
+      <w:pPr>
+        <w:spacing w:after="90"/>
+      </w:pPr>
+      <w:r>
+        <w:rPr>
+          <w:rFonts w:ascii="맑은 고딕" w:cs="맑은 고딕" w:eastAsia="맑은 고딕" w:hAnsi="맑은 고딕"/>
+          <w:sz w:val="20"/>
+          <w:szCs w:val="20"/>
+        </w:rPr>
+        <w:t xml:space="preserve"/>
+      </w:r>
+    </w:p>
+    <w:tbl>
+      <w:tblPr>
+        <w:tblW w:type="dxa" w:w="9500"/>
+        <w:tblBorders>
+          <w:top w:val="single" w:color="auto" w:sz="4"/>
+          <w:left w:val="single" w:color="auto" w:sz="4"/>
+          <w:bottom w:val="single" w:color="auto" w:sz="4"/>
+          <w:right w:val="single" w:color="auto" w:sz="4"/>
+          <w:insideH w:val="single" w:color="auto" w:sz="4"/>
+          <w:insideV w:val="single" w:color="auto" w:sz="4"/>
+        </w:tblBorders>
+      </w:tblPr>
+      <w:tblGrid>
+        <w:gridCol w:w="1700"/>
+        <w:gridCol w:w="7800"/>
+      </w:tblGrid>
+      <w:tr>
+        <w:tc>
+          <w:tcPr>
+            <w:tcW w:type="dxa" w:w="1700"/>
+            <w:shd w:fill="1F3A5F" w:val="clear"/>
+            <w:tcMar>
+              <w:top w:type="dxa" w:w="90"/>
+              <w:left w:type="dxa" w:w="120"/>
+              <w:bottom w:type="dxa" w:w="90"/>
+              <w:right w:type="dxa" w:w="120"/>
+            </w:tcMar>
+            <w:vAlign w:val="center"/>
+          </w:tcPr>
+          <w:p>
+            <w:pPr>
+              <w:jc w:val="center"/>
+            </w:pPr>
+            <w:r>
+              <w:rPr>
+                <w:rFonts w:ascii="맑은 고딕" w:cs="맑은 고딕" w:eastAsia="맑은 고딕" w:hAnsi="맑은 고딕"/>
+                <w:b/>
+                <w:bCs/>
+                <w:color w:val="FFFFFF"/>
+                <w:sz w:val="19"/>
+                <w:szCs w:val="19"/>
+              </w:rPr>
+              <w:t xml:space="preserve">① 시험 전</w:t>
+            </w:r>
+          </w:p>
+        </w:tc>
+        <w:tc>
+          <w:tcPr>
+            <w:tcW w:type="dxa" w:w="7800"/>
+            <w:tcMar>
+              <w:top w:type="dxa" w:w="90"/>
+              <w:left w:type="dxa" w:w="120"/>
+              <w:bottom w:type="dxa" w:w="90"/>
+              <w:right w:type="dxa" w:w="120"/>
+            </w:tcMar>
+            <w:vAlign w:val="center"/>
+          </w:tcPr>
+          <w:p>
+            <w:pPr>
+              <w:jc w:val="left"/>
+            </w:pPr>
+            <w:r>
+              <w:rPr>
+                <w:rFonts w:ascii="맑은 고딕" w:cs="맑은 고딕" w:eastAsia="맑은 고딕" w:hAnsi="맑은 고딕"/>
+                <w:b w:val="false"/>
+                <w:bCs w:val="false"/>
+                <w:color w:val="000000"/>
+                <w:sz w:val="19"/>
+                <w:szCs w:val="19"/>
+              </w:rPr>
+              <w:t xml:space="preserve">시험 일정이 정해지면 담당 선생님이 구글 시트 "시험설정" 탭에 시작·종료 시각을 입력해요. (예: 2026-10-20 08:30 ~ 09:20) 입력하기 전에는 시험이 열리지 않아요. 담임 선생님은 학생들에게 앱 주소·비밀번호·태블릿 충전과 Wi-Fi를 미리 확인시켜 주세요.</w:t>
+            </w:r>
+          </w:p>
+        </w:tc>
+      </w:tr>
+      <w:tr>
+        <w:tc>
+          <w:tcPr>
+            <w:tcW w:type="dxa" w:w="1700"/>
+            <w:shd w:fill="1F3A5F" w:val="clear"/>
+            <w:tcMar>
+              <w:top w:type="dxa" w:w="90"/>
+              <w:left w:type="dxa" w:w="120"/>
+              <w:bottom w:type="dxa" w:w="90"/>
+              <w:right w:type="dxa" w:w="120"/>
+            </w:tcMar>
+            <w:vAlign w:val="center"/>
+          </w:tcPr>
+          <w:p>
+            <w:pPr>
+              <w:jc w:val="center"/>
+            </w:pPr>
+            <w:r>
+              <w:rPr>
+                <w:rFonts w:ascii="맑은 고딕" w:cs="맑은 고딕" w:eastAsia="맑은 고딕" w:hAnsi="맑은 고딕"/>
+                <w:b/>
+                <w:bCs/>
+                <w:color w:val="FFFFFF"/>
+                <w:sz w:val="19"/>
+                <w:szCs w:val="19"/>
+              </w:rPr>
+              <w:t xml:space="preserve">② 시험 중</w:t>
+            </w:r>
+          </w:p>
+        </w:tc>
+        <w:tc>
+          <w:tcPr>
+            <w:tcW w:type="dxa" w:w="7800"/>
+            <w:shd w:fill="FFF6DF" w:val="clear"/>
+            <w:tcMar>
+              <w:top w:type="dxa" w:w="90"/>
+              <w:left w:type="dxa" w:w="120"/>
+              <w:bottom w:type="dxa" w:w="90"/>
+              <w:right w:type="dxa" w:w="120"/>
+            </w:tcMar>
+            <w:vAlign w:val="center"/>
+          </w:tcPr>
+          <w:p>
+            <w:pPr>
+              <w:jc w:val="left"/>
+            </w:pPr>
+            <w:r>
+              <w:rPr>
+                <w:rFonts w:ascii="맑은 고딕" w:cs="맑은 고딕" w:eastAsia="맑은 고딕" w:hAnsi="맑은 고딕"/>
+                <w:b w:val="false"/>
+                <w:bCs w:val="false"/>
+                <w:color w:val="000000"/>
+                <w:sz w:val="19"/>
+                <w:szCs w:val="19"/>
+              </w:rPr>
+              <w:t xml:space="preserve">학생은 로그인 후 왼쪽 메뉴 "정기고사"에서 "응시 가능"인 시험을 눌러요. 비밀번호를 한 번 더 입력해 본인 확인을 하고 시작해요. 풀던 답은 자동 저장되고, 종료 시각이 되면 자동으로 제출돼요. 비밀번호를 잊은 학생은 ⑥의 "초기화"로 도와주세요.</w:t>
+            </w:r>
+          </w:p>
+        </w:tc>
+      </w:tr>
+      <w:tr>
+        <w:tc>
+          <w:tcPr>
+            <w:tcW w:type="dxa" w:w="1700"/>
+            <w:shd w:fill="1F3A5F" w:val="clear"/>
+            <w:tcMar>
+              <w:top w:type="dxa" w:w="90"/>
+              <w:left w:type="dxa" w:w="120"/>
+              <w:bottom w:type="dxa" w:w="90"/>
+              <w:right w:type="dxa" w:w="120"/>
+            </w:tcMar>
+            <w:vAlign w:val="center"/>
+          </w:tcPr>
+          <w:p>
+            <w:pPr>
+              <w:jc w:val="center"/>
+            </w:pPr>
+            <w:r>
+              <w:rPr>
+                <w:rFonts w:ascii="맑은 고딕" w:cs="맑은 고딕" w:eastAsia="맑은 고딕" w:hAnsi="맑은 고딕"/>
+                <w:b/>
+                <w:bCs/>
+                <w:color w:val="FFFFFF"/>
+                <w:sz w:val="19"/>
+                <w:szCs w:val="19"/>
+              </w:rPr>
+              <w:t xml:space="preserve">③ 시험 직후</w:t>
+            </w:r>
+          </w:p>
+        </w:tc>
+        <w:tc>
+          <w:tcPr>
+            <w:tcW w:type="dxa" w:w="7800"/>
+            <w:tcMar>
+              <w:top w:type="dxa" w:w="90"/>
+              <w:left w:type="dxa" w:w="120"/>
+              <w:bottom w:type="dxa" w:w="90"/>
+              <w:right w:type="dxa" w:w="120"/>
+            </w:tcMar>
+            <w:vAlign w:val="center"/>
+          </w:tcPr>
+          <w:p>
+            <w:pPr>
+              <w:jc w:val="left"/>
+            </w:pPr>
+            <w:r>
+              <w:rPr>
+                <w:rFonts w:ascii="맑은 고딕" w:cs="맑은 고딕" w:eastAsia="맑은 고딕" w:hAnsi="맑은 고딕"/>
+                <w:b w:val="false"/>
+                <w:bCs w:val="false"/>
+                <w:color w:val="000000"/>
+                <w:sz w:val="19"/>
+                <w:szCs w:val="19"/>
+              </w:rPr>
+              <w:t xml:space="preserve">담당 선생님이 시트의 Apps Script에서 "시험마감처리" 함수를 한 번 실행해요. 제출 버튼을 못 누른 학생의 임시저장 답안이 자동 제출로 채점돼요.</w:t>
+            </w:r>
+          </w:p>
+        </w:tc>
+      </w:tr>
+      <w:tr>
+        <w:tc>
+          <w:tcPr>
+            <w:tcW w:type="dxa" w:w="1700"/>
+            <w:shd w:fill="1F3A5F" w:val="clear"/>
+            <w:tcMar>
+              <w:top w:type="dxa" w:w="90"/>
+              <w:left w:type="dxa" w:w="120"/>
+              <w:bottom w:type="dxa" w:w="90"/>
+              <w:right w:type="dxa" w:w="120"/>
+            </w:tcMar>
+            <w:vAlign w:val="center"/>
+          </w:tcPr>
+          <w:p>
+            <w:pPr>
+              <w:jc w:val="center"/>
+            </w:pPr>
+            <w:r>
+              <w:rPr>
+                <w:rFonts w:ascii="맑은 고딕" w:cs="맑은 고딕" w:eastAsia="맑은 고딕" w:hAnsi="맑은 고딕"/>
+                <w:b/>
+                <w:bCs/>
+                <w:color w:val="FFFFFF"/>
+                <w:sz w:val="19"/>
+                <w:szCs w:val="19"/>
+              </w:rPr>
+              <w:t xml:space="preserve">④ 채점 확인</w:t>
+            </w:r>
+          </w:p>
+        </w:tc>
+        <w:tc>
+          <w:tcPr>
+            <w:tcW w:type="dxa" w:w="7800"/>
+            <w:tcMar>
+              <w:top w:type="dxa" w:w="90"/>
+              <w:left w:type="dxa" w:w="120"/>
+              <w:bottom w:type="dxa" w:w="90"/>
+              <w:right w:type="dxa" w:w="120"/>
+            </w:tcMar>
+            <w:vAlign w:val="center"/>
+          </w:tcPr>
+          <w:p>
+            <w:pPr>
+              <w:jc w:val="left"/>
+            </w:pPr>
+            <w:r>
+              <w:rPr>
+                <w:rFonts w:ascii="맑은 고딕" w:cs="맑은 고딕" w:eastAsia="맑은 고딕" w:hAnsi="맑은 고딕"/>
+                <w:b w:val="false"/>
+                <w:bCs w:val="false"/>
+                <w:color w:val="000000"/>
+                <w:sz w:val="19"/>
+                <w:szCs w:val="19"/>
+              </w:rPr>
+              <w:t xml:space="preserve">객관식·단답형은 자동 채점이에요. 서술형은 핵심어 규칙으로 먼저 채점하고, 뜻이 통하는지 애매한 답안은 "확인필요"로 표시돼요. 담당 선생님이 그 답안을 읽고 점수(0·0.5·1점)를 입력하면 총점과 통계에 바로 반영돼요.</w:t>
+            </w:r>
+          </w:p>
+        </w:tc>
+      </w:tr>
+      <w:tr>
+        <w:tc>
+          <w:tcPr>
+            <w:tcW w:type="dxa" w:w="1700"/>
+            <w:shd w:fill="1F3A5F" w:val="clear"/>
+            <w:tcMar>
+              <w:top w:type="dxa" w:w="90"/>
+              <w:left w:type="dxa" w:w="120"/>
+              <w:bottom w:type="dxa" w:w="90"/>
+              <w:right w:type="dxa" w:w="120"/>
+            </w:tcMar>
+            <w:vAlign w:val="center"/>
+          </w:tcPr>
+          <w:p>
+            <w:pPr>
+              <w:jc w:val="center"/>
+            </w:pPr>
+            <w:r>
+              <w:rPr>
+                <w:rFonts w:ascii="맑은 고딕" w:cs="맑은 고딕" w:eastAsia="맑은 고딕" w:hAnsi="맑은 고딕"/>
+                <w:b/>
+                <w:bCs/>
+                <w:color w:val="FFFFFF"/>
+                <w:sz w:val="19"/>
+                <w:szCs w:val="19"/>
+              </w:rPr>
+              <w:t xml:space="preserve">⑤ 결과 확인</w:t>
+            </w:r>
+          </w:p>
+        </w:tc>
+        <w:tc>
+          <w:tcPr>
+            <w:tcW w:type="dxa" w:w="7800"/>
+            <w:tcMar>
+              <w:top w:type="dxa" w:w="90"/>
+              <w:left w:type="dxa" w:w="120"/>
+              <w:bottom w:type="dxa" w:w="90"/>
+              <w:right w:type="dxa" w:w="120"/>
+            </w:tcMar>
+            <w:vAlign w:val="center"/>
+          </w:tcPr>
+          <w:p>
+            <w:pPr>
+              <w:jc w:val="left"/>
+            </w:pPr>
+            <w:r>
+              <w:rPr>
+                <w:rFonts w:ascii="맑은 고딕" w:cs="맑은 고딕" w:eastAsia="맑은 고딕" w:hAnsi="맑은 고딕"/>
+                <w:b w:val="false"/>
+                <w:bCs w:val="false"/>
+                <w:color w:val="000000"/>
+                <w:sz w:val="19"/>
+                <w:szCs w:val="19"/>
+              </w:rPr>
+              <w:t xml:space="preserve">시트의 "통계_1학기중간" 같은 탭에서 학년별(1·2·3학년) 반 평균과 석차를 볼 수 있어요. 아래 표를 참고하세요.</w:t>
+            </w:r>
+          </w:p>
+        </w:tc>
+      </w:tr>
+    </w:tbl>
+    <w:p>
+      <w:pPr>
+        <w:spacing w:after="90"/>
+      </w:pPr>
+      <w:r>
+        <w:rPr>
+          <w:rFonts w:ascii="맑은 고딕" w:cs="맑은 고딕" w:eastAsia="맑은 고딕" w:hAnsi="맑은 고딕"/>
+          <w:sz w:val="20"/>
+          <w:szCs w:val="20"/>
+        </w:rPr>
+        <w:t xml:space="preserve"/>
+      </w:r>
+    </w:p>
+    <w:p>
+      <w:pPr>
+        <w:spacing w:after="100" w:before="60"/>
+      </w:pPr>
+      <w:r>
+        <w:rPr>
+          <w:rFonts w:ascii="맑은 고딕" w:cs="맑은 고딕" w:eastAsia="맑은 고딕" w:hAnsi="맑은 고딕"/>
+          <w:b/>
+          <w:bCs/>
+          <w:color w:val="1F3A5F"/>
+          <w:sz w:val="20"/>
+          <w:szCs w:val="20"/>
+        </w:rPr>
+        <w:t xml:space="preserve">반별 성적 통계 보는 법 (아래 숫자는 설명을 위한 예시예요)</w:t>
+      </w:r>
+    </w:p>
+    <w:tbl>
+      <w:tblPr>
+        <w:tblW w:type="dxa" w:w="9500"/>
+        <w:tblBorders>
+          <w:top w:val="single" w:color="auto" w:sz="4"/>
+          <w:left w:val="single" w:color="auto" w:sz="4"/>
+          <w:bottom w:val="single" w:color="auto" w:sz="4"/>
+          <w:right w:val="single" w:color="auto" w:sz="4"/>
+          <w:insideH w:val="single" w:color="auto" w:sz="4"/>
+          <w:insideV w:val="single" w:color="auto" w:sz="4"/>
+        </w:tblBorders>
+      </w:tblPr>
+      <w:tblGrid>
+        <w:gridCol w:w="900"/>
+        <w:gridCol w:w="800"/>
+        <w:gridCol w:w="800"/>
+        <w:gridCol w:w="900"/>
+        <w:gridCol w:w="1000"/>
+        <w:gridCol w:w="1000"/>
+        <w:gridCol w:w="1000"/>
+        <w:gridCol w:w="1000"/>
+        <w:gridCol w:w="1100"/>
+        <w:gridCol w:w="1000"/>
+      </w:tblGrid>
+      <w:tr>
+        <w:tc>
+          <w:tcPr>
+            <w:tcW w:type="dxa" w:w="900"/>
+            <w:shd w:fill="1F3A5F" w:val="clear"/>
+            <w:tcMar>
+              <w:top w:type="dxa" w:w="90"/>
+              <w:left w:type="dxa" w:w="120"/>
+              <w:bottom w:type="dxa" w:w="90"/>
+              <w:right w:type="dxa" w:w="120"/>
+            </w:tcMar>
+            <w:vAlign w:val="center"/>
+          </w:tcPr>
+          <w:p>
+            <w:pPr>
+              <w:jc w:val="center"/>
+            </w:pPr>
+            <w:r>
+              <w:rPr>
+                <w:rFonts w:ascii="맑은 고딕" w:cs="맑은 고딕" w:eastAsia="맑은 고딕" w:hAnsi="맑은 고딕"/>
+                <w:b/>
+                <w:bCs/>
+                <w:color w:val="FFFFFF"/>
+                <w:sz w:val="17"/>
+                <w:szCs w:val="17"/>
+              </w:rPr>
+              <w:t xml:space="preserve">반</w:t>
+            </w:r>
+          </w:p>
+        </w:tc>
+        <w:tc>
+          <w:tcPr>
+            <w:tcW w:type="dxa" w:w="800"/>
+            <w:shd w:fill="1F3A5F" w:val="clear"/>
+            <w:tcMar>
+              <w:top w:type="dxa" w:w="90"/>
+              <w:left w:type="dxa" w:w="120"/>
+              <w:bottom w:type="dxa" w:w="90"/>
+              <w:right w:type="dxa" w:w="120"/>
+            </w:tcMar>
+            <w:vAlign w:val="center"/>
+          </w:tcPr>
+          <w:p>
+            <w:pPr>
+              <w:jc w:val="center"/>
+            </w:pPr>
+            <w:r>
+              <w:rPr>
+                <w:rFonts w:ascii="맑은 고딕" w:cs="맑은 고딕" w:eastAsia="맑은 고딕" w:hAnsi="맑은 고딕"/>
+                <w:b/>
+                <w:bCs/>
+                <w:color w:val="FFFFFF"/>
+                <w:sz w:val="17"/>
+                <w:szCs w:val="17"/>
+              </w:rPr>
+              <w:t xml:space="preserve">재적</w:t>
+            </w:r>
+          </w:p>
+        </w:tc>
+        <w:tc>
+          <w:tcPr>
+            <w:tcW w:type="dxa" w:w="800"/>
+            <w:shd w:fill="1F3A5F" w:val="clear"/>
+            <w:tcMar>
+              <w:top w:type="dxa" w:w="90"/>
+              <w:left w:type="dxa" w:w="120"/>
+              <w:bottom w:type="dxa" w:w="90"/>
+              <w:right w:type="dxa" w:w="120"/>
+            </w:tcMar>
+            <w:vAlign w:val="center"/>
+          </w:tcPr>
+          <w:p>
+            <w:pPr>
+              <w:jc w:val="center"/>
+            </w:pPr>
+            <w:r>
+              <w:rPr>
+                <w:rFonts w:ascii="맑은 고딕" w:cs="맑은 고딕" w:eastAsia="맑은 고딕" w:hAnsi="맑은 고딕"/>
+                <w:b/>
+                <w:bCs/>
+                <w:color w:val="FFFFFF"/>
+                <w:sz w:val="17"/>
+                <w:szCs w:val="17"/>
+              </w:rPr>
+              <w:t xml:space="preserve">응시</w:t>
+            </w:r>
+          </w:p>
+        </w:tc>
+        <w:tc>
+          <w:tcPr>
+            <w:tcW w:type="dxa" w:w="900"/>
+            <w:shd w:fill="1F3A5F" w:val="clear"/>
+            <w:tcMar>
+              <w:top w:type="dxa" w:w="90"/>
+              <w:left w:type="dxa" w:w="120"/>
+              <w:bottom w:type="dxa" w:w="90"/>
+              <w:right w:type="dxa" w:w="120"/>
+            </w:tcMar>
+            <w:vAlign w:val="center"/>
+          </w:tcPr>
+          <w:p>
+            <w:pPr>
+              <w:jc w:val="center"/>
+            </w:pPr>
+            <w:r>
+              <w:rPr>
+                <w:rFonts w:ascii="맑은 고딕" w:cs="맑은 고딕" w:eastAsia="맑은 고딕" w:hAnsi="맑은 고딕"/>
+                <w:b/>
+                <w:bCs/>
+                <w:color w:val="FFFFFF"/>
+                <w:sz w:val="17"/>
+                <w:szCs w:val="17"/>
+              </w:rPr>
+              <w:t xml:space="preserve">미응시</w:t>
+            </w:r>
+          </w:p>
+        </w:tc>
+        <w:tc>
+          <w:tcPr>
+            <w:tcW w:type="dxa" w:w="1000"/>
+            <w:shd w:fill="1F3A5F" w:val="clear"/>
+            <w:tcMar>
+              <w:top w:type="dxa" w:w="90"/>
+              <w:left w:type="dxa" w:w="120"/>
+              <w:bottom w:type="dxa" w:w="90"/>
+              <w:right w:type="dxa" w:w="120"/>
+            </w:tcMar>
+            <w:vAlign w:val="center"/>
+          </w:tcPr>
+          <w:p>
+            <w:pPr>
+              <w:jc w:val="center"/>
+            </w:pPr>
+            <w:r>
+              <w:rPr>
+                <w:rFonts w:ascii="맑은 고딕" w:cs="맑은 고딕" w:eastAsia="맑은 고딕" w:hAnsi="맑은 고딕"/>
+                <w:b/>
+                <w:bCs/>
+                <w:color w:val="FFFFFF"/>
+                <w:sz w:val="17"/>
+                <w:szCs w:val="17"/>
+              </w:rPr>
+              <w:t xml:space="preserve">객관식</w:t>
+            </w:r>
+          </w:p>
+        </w:tc>
+        <w:tc>
+          <w:tcPr>
+            <w:tcW w:type="dxa" w:w="1000"/>
+            <w:shd w:fill="1F3A5F" w:val="clear"/>
+            <w:tcMar>
+              <w:top w:type="dxa" w:w="90"/>
+              <w:left w:type="dxa" w:w="120"/>
+              <w:bottom w:type="dxa" w:w="90"/>
+              <w:right w:type="dxa" w:w="120"/>
+            </w:tcMar>
+            <w:vAlign w:val="center"/>
+          </w:tcPr>
+          <w:p>
+            <w:pPr>
+              <w:jc w:val="center"/>
+            </w:pPr>
+            <w:r>
+              <w:rPr>
+                <w:rFonts w:ascii="맑은 고딕" w:cs="맑은 고딕" w:eastAsia="맑은 고딕" w:hAnsi="맑은 고딕"/>
+                <w:b/>
+                <w:bCs/>
+                <w:color w:val="FFFFFF"/>
+                <w:sz w:val="17"/>
+                <w:szCs w:val="17"/>
+              </w:rPr>
+              <w:t xml:space="preserve">단답형</w:t>
+            </w:r>
+          </w:p>
+        </w:tc>
+        <w:tc>
+          <w:tcPr>
+            <w:tcW w:type="dxa" w:w="1000"/>
+            <w:shd w:fill="1F3A5F" w:val="clear"/>
+            <w:tcMar>
+              <w:top w:type="dxa" w:w="90"/>
+              <w:left w:type="dxa" w:w="120"/>
+              <w:bottom w:type="dxa" w:w="90"/>
+              <w:right w:type="dxa" w:w="120"/>
+            </w:tcMar>
+            <w:vAlign w:val="center"/>
+          </w:tcPr>
+          <w:p>
+            <w:pPr>
+              <w:jc w:val="center"/>
+            </w:pPr>
+            <w:r>
+              <w:rPr>
+                <w:rFonts w:ascii="맑은 고딕" w:cs="맑은 고딕" w:eastAsia="맑은 고딕" w:hAnsi="맑은 고딕"/>
+                <w:b/>
+                <w:bCs/>
+                <w:color w:val="FFFFFF"/>
+                <w:sz w:val="17"/>
+                <w:szCs w:val="17"/>
+              </w:rPr>
+              <w:t xml:space="preserve">서술형</w:t>
+            </w:r>
+          </w:p>
+        </w:tc>
+        <w:tc>
+          <w:tcPr>
+            <w:tcW w:type="dxa" w:w="1000"/>
+            <w:shd w:fill="1F3A5F" w:val="clear"/>
+            <w:tcMar>
+              <w:top w:type="dxa" w:w="90"/>
+              <w:left w:type="dxa" w:w="120"/>
+              <w:bottom w:type="dxa" w:w="90"/>
+              <w:right w:type="dxa" w:w="120"/>
+            </w:tcMar>
+            <w:vAlign w:val="center"/>
+          </w:tcPr>
+          <w:p>
+            <w:pPr>
+              <w:jc w:val="center"/>
+            </w:pPr>
+            <w:r>
+              <w:rPr>
+                <w:rFonts w:ascii="맑은 고딕" w:cs="맑은 고딕" w:eastAsia="맑은 고딕" w:hAnsi="맑은 고딕"/>
+                <w:b/>
+                <w:bCs/>
+                <w:color w:val="FFFFFF"/>
+                <w:sz w:val="17"/>
+                <w:szCs w:val="17"/>
+              </w:rPr>
+              <w:t xml:space="preserve">총점</w:t>
+            </w:r>
+          </w:p>
+        </w:tc>
+        <w:tc>
+          <w:tcPr>
+            <w:tcW w:type="dxa" w:w="1100"/>
+            <w:shd w:fill="1F3A5F" w:val="clear"/>
+            <w:tcMar>
+              <w:top w:type="dxa" w:w="90"/>
+              <w:left w:type="dxa" w:w="120"/>
+              <w:bottom w:type="dxa" w:w="90"/>
+              <w:right w:type="dxa" w:w="120"/>
+            </w:tcMar>
+            <w:vAlign w:val="center"/>
+          </w:tcPr>
+          <w:p>
+            <w:pPr>
+              <w:jc w:val="center"/>
+            </w:pPr>
+            <w:r>
+              <w:rPr>
+                <w:rFonts w:ascii="맑은 고딕" w:cs="맑은 고딕" w:eastAsia="맑은 고딕" w:hAnsi="맑은 고딕"/>
+                <w:b/>
+                <w:bCs/>
+                <w:color w:val="FFFFFF"/>
+                <w:sz w:val="17"/>
+                <w:szCs w:val="17"/>
+              </w:rPr>
+              <w:t xml:space="preserve">평균</w:t>
+            </w:r>
+          </w:p>
+        </w:tc>
+        <w:tc>
+          <w:tcPr>
+            <w:tcW w:type="dxa" w:w="1000"/>
+            <w:shd w:fill="1F3A5F" w:val="clear"/>
+            <w:tcMar>
+              <w:top w:type="dxa" w:w="90"/>
+              <w:left w:type="dxa" w:w="120"/>
+              <w:bottom w:type="dxa" w:w="90"/>
+              <w:right w:type="dxa" w:w="120"/>
+            </w:tcMar>
+            <w:vAlign w:val="center"/>
+          </w:tcPr>
+          <w:p>
+            <w:pPr>
+              <w:jc w:val="center"/>
+            </w:pPr>
+            <w:r>
+              <w:rPr>
+                <w:rFonts w:ascii="맑은 고딕" w:cs="맑은 고딕" w:eastAsia="맑은 고딕" w:hAnsi="맑은 고딕"/>
+                <w:b/>
+                <w:bCs/>
+                <w:color w:val="FFFFFF"/>
+                <w:sz w:val="17"/>
+                <w:szCs w:val="17"/>
+              </w:rPr>
+              <w:t xml:space="preserve">석차</w:t>
+            </w:r>
+          </w:p>
+        </w:tc>
+      </w:tr>
+      <w:tr>
+        <w:tc>
+          <w:tcPr>
+            <w:tcW w:type="dxa" w:w="900"/>
+            <w:tcMar>
+              <w:top w:type="dxa" w:w="90"/>
+              <w:left w:type="dxa" w:w="120"/>
+              <w:bottom w:type="dxa" w:w="90"/>
+              <w:right w:type="dxa" w:w="120"/>
+            </w:tcMar>
+            <w:vAlign w:val="center"/>
+          </w:tcPr>
+          <w:p>
+            <w:pPr>
+              <w:jc w:val="center"/>
+            </w:pPr>
+            <w:r>
+              <w:rPr>
+                <w:rFonts w:ascii="맑은 고딕" w:cs="맑은 고딕" w:eastAsia="맑은 고딕" w:hAnsi="맑은 고딕"/>
+                <w:b w:val="false"/>
+                <w:bCs w:val="false"/>
+                <w:color w:val="000000"/>
+                <w:sz w:val="17"/>
+                <w:szCs w:val="17"/>
+              </w:rPr>
+              <w:t xml:space="preserve">1반</w:t>
+            </w:r>
+          </w:p>
+        </w:tc>
+        <w:tc>
+          <w:tcPr>
+            <w:tcW w:type="dxa" w:w="800"/>
+            <w:tcMar>
+              <w:top w:type="dxa" w:w="90"/>
+              <w:left w:type="dxa" w:w="120"/>
+              <w:bottom w:type="dxa" w:w="90"/>
+              <w:right w:type="dxa" w:w="120"/>
+            </w:tcMar>
+            <w:vAlign w:val="center"/>
+          </w:tcPr>
+          <w:p>
+            <w:pPr>
+              <w:jc w:val="center"/>
+            </w:pPr>
+            <w:r>
+              <w:rPr>
+                <w:rFonts w:ascii="맑은 고딕" w:cs="맑은 고딕" w:eastAsia="맑은 고딕" w:hAnsi="맑은 고딕"/>
+                <w:b w:val="false"/>
+                <w:bCs w:val="false"/>
+                <w:color w:val="000000"/>
+                <w:sz w:val="17"/>
+                <w:szCs w:val="17"/>
+              </w:rPr>
+              <w:t xml:space="preserve">19</w:t>
+            </w:r>
+          </w:p>
+        </w:tc>
+        <w:tc>
+          <w:tcPr>
+            <w:tcW w:type="dxa" w:w="800"/>
+            <w:tcMar>
+              <w:top w:type="dxa" w:w="90"/>
+              <w:left w:type="dxa" w:w="120"/>
+              <w:bottom w:type="dxa" w:w="90"/>
+              <w:right w:type="dxa" w:w="120"/>
+            </w:tcMar>
+            <w:vAlign w:val="center"/>
+          </w:tcPr>
+          <w:p>
+            <w:pPr>
+              <w:jc w:val="center"/>
+            </w:pPr>
+            <w:r>
+              <w:rPr>
+                <w:rFonts w:ascii="맑은 고딕" w:cs="맑은 고딕" w:eastAsia="맑은 고딕" w:hAnsi="맑은 고딕"/>
+                <w:b w:val="false"/>
+                <w:bCs w:val="false"/>
+                <w:color w:val="000000"/>
+                <w:sz w:val="17"/>
+                <w:szCs w:val="17"/>
+              </w:rPr>
+              <w:t xml:space="preserve">18</w:t>
+            </w:r>
+          </w:p>
+        </w:tc>
+        <w:tc>
+          <w:tcPr>
+            <w:tcW w:type="dxa" w:w="900"/>
+            <w:tcMar>
+              <w:top w:type="dxa" w:w="90"/>
+              <w:left w:type="dxa" w:w="120"/>
+              <w:bottom w:type="dxa" w:w="90"/>
+              <w:right w:type="dxa" w:w="120"/>
+            </w:tcMar>
+            <w:vAlign w:val="center"/>
+          </w:tcPr>
+          <w:p>
+            <w:pPr>
+              <w:jc w:val="center"/>
+            </w:pPr>
+            <w:r>
+              <w:rPr>
+                <w:rFonts w:ascii="맑은 고딕" w:cs="맑은 고딕" w:eastAsia="맑은 고딕" w:hAnsi="맑은 고딕"/>
+                <w:b w:val="false"/>
+                <w:bCs w:val="false"/>
+                <w:color w:val="000000"/>
+                <w:sz w:val="17"/>
+                <w:szCs w:val="17"/>
+              </w:rPr>
+              <w:t xml:space="preserve">1</w:t>
+            </w:r>
+          </w:p>
+        </w:tc>
+        <w:tc>
+          <w:tcPr>
+            <w:tcW w:type="dxa" w:w="1000"/>
+            <w:tcMar>
+              <w:top w:type="dxa" w:w="90"/>
+              <w:left w:type="dxa" w:w="120"/>
+              <w:bottom w:type="dxa" w:w="90"/>
+              <w:right w:type="dxa" w:w="120"/>
+            </w:tcMar>
+            <w:vAlign w:val="center"/>
+          </w:tcPr>
+          <w:p>
+            <w:pPr>
+              <w:jc w:val="center"/>
+            </w:pPr>
+            <w:r>
+              <w:rPr>
+                <w:rFonts w:ascii="맑은 고딕" w:cs="맑은 고딕" w:eastAsia="맑은 고딕" w:hAnsi="맑은 고딕"/>
+                <w:b w:val="false"/>
+                <w:bCs w:val="false"/>
+                <w:color w:val="000000"/>
+                <w:sz w:val="17"/>
+                <w:szCs w:val="17"/>
+              </w:rPr>
+              <w:t xml:space="preserve">220</w:t>
+            </w:r>
+          </w:p>
+        </w:tc>
+        <w:tc>
+          <w:tcPr>
+            <w:tcW w:type="dxa" w:w="1000"/>
+            <w:tcMar>
+              <w:top w:type="dxa" w:w="90"/>
+              <w:left w:type="dxa" w:w="120"/>
+              <w:bottom w:type="dxa" w:w="90"/>
+              <w:right w:type="dxa" w:w="120"/>
+            </w:tcMar>
+            <w:vAlign w:val="center"/>
+          </w:tcPr>
+          <w:p>
+            <w:pPr>
+              <w:jc w:val="center"/>
+            </w:pPr>
+            <w:r>
+              <w:rPr>
+                <w:rFonts w:ascii="맑은 고딕" w:cs="맑은 고딕" w:eastAsia="맑은 고딕" w:hAnsi="맑은 고딕"/>
+                <w:b w:val="false"/>
+                <w:bCs w:val="false"/>
+                <w:color w:val="000000"/>
+                <w:sz w:val="17"/>
+                <w:szCs w:val="17"/>
+              </w:rPr>
+              <w:t xml:space="preserve">30</w:t>
+            </w:r>
+          </w:p>
+        </w:tc>
+        <w:tc>
+          <w:tcPr>
+            <w:tcW w:type="dxa" w:w="1000"/>
+            <w:tcMar>
+              <w:top w:type="dxa" w:w="90"/>
+              <w:left w:type="dxa" w:w="120"/>
+              <w:bottom w:type="dxa" w:w="90"/>
+              <w:right w:type="dxa" w:w="120"/>
+            </w:tcMar>
+            <w:vAlign w:val="center"/>
+          </w:tcPr>
+          <w:p>
+            <w:pPr>
+              <w:jc w:val="center"/>
+            </w:pPr>
+            <w:r>
+              <w:rPr>
+                <w:rFonts w:ascii="맑은 고딕" w:cs="맑은 고딕" w:eastAsia="맑은 고딕" w:hAnsi="맑은 고딕"/>
+                <w:b w:val="false"/>
+                <w:bCs w:val="false"/>
+                <w:color w:val="000000"/>
+                <w:sz w:val="17"/>
+                <w:szCs w:val="17"/>
+              </w:rPr>
+              <w:t xml:space="preserve">15</w:t>
+            </w:r>
+          </w:p>
+        </w:tc>
+        <w:tc>
+          <w:tcPr>
+            <w:tcW w:type="dxa" w:w="1000"/>
+            <w:tcMar>
+              <w:top w:type="dxa" w:w="90"/>
+              <w:left w:type="dxa" w:w="120"/>
+              <w:bottom w:type="dxa" w:w="90"/>
+              <w:right w:type="dxa" w:w="120"/>
+            </w:tcMar>
+            <w:vAlign w:val="center"/>
+          </w:tcPr>
+          <w:p>
+            <w:pPr>
+              <w:jc w:val="center"/>
+            </w:pPr>
+            <w:r>
+              <w:rPr>
+                <w:rFonts w:ascii="맑은 고딕" w:cs="맑은 고딕" w:eastAsia="맑은 고딕" w:hAnsi="맑은 고딕"/>
+                <w:b w:val="false"/>
+                <w:bCs w:val="false"/>
+                <w:color w:val="000000"/>
+                <w:sz w:val="17"/>
+                <w:szCs w:val="17"/>
+              </w:rPr>
+              <w:t xml:space="preserve">265</w:t>
+            </w:r>
+          </w:p>
+        </w:tc>
+        <w:tc>
+          <w:tcPr>
+            <w:tcW w:type="dxa" w:w="1100"/>
+            <w:tcMar>
+              <w:top w:type="dxa" w:w="90"/>
+              <w:left w:type="dxa" w:w="120"/>
+              <w:bottom w:type="dxa" w:w="90"/>
+              <w:right w:type="dxa" w:w="120"/>
+            </w:tcMar>
+            <w:vAlign w:val="center"/>
+          </w:tcPr>
+          <w:p>
+            <w:pPr>
+              <w:jc w:val="center"/>
+            </w:pPr>
+            <w:r>
+              <w:rPr>
+                <w:rFonts w:ascii="맑은 고딕" w:cs="맑은 고딕" w:eastAsia="맑은 고딕" w:hAnsi="맑은 고딕"/>
+                <w:b w:val="false"/>
+                <w:bCs w:val="false"/>
+                <w:color w:val="000000"/>
+                <w:sz w:val="17"/>
+                <w:szCs w:val="17"/>
+              </w:rPr>
+              <w:t xml:space="preserve">13.95</w:t>
+            </w:r>
+          </w:p>
+        </w:tc>
+        <w:tc>
+          <w:tcPr>
+            <w:tcW w:type="dxa" w:w="1000"/>
+            <w:tcMar>
+              <w:top w:type="dxa" w:w="90"/>
+              <w:left w:type="dxa" w:w="120"/>
+              <w:bottom w:type="dxa" w:w="90"/>
+              <w:right w:type="dxa" w:w="120"/>
+            </w:tcMar>
+            <w:vAlign w:val="center"/>
+          </w:tcPr>
+          <w:p>
+            <w:pPr>
+              <w:jc w:val="center"/>
+            </w:pPr>
+            <w:r>
+              <w:rPr>
+                <w:rFonts w:ascii="맑은 고딕" w:cs="맑은 고딕" w:eastAsia="맑은 고딕" w:hAnsi="맑은 고딕"/>
+                <w:b w:val="false"/>
+                <w:bCs w:val="false"/>
+                <w:color w:val="000000"/>
+                <w:sz w:val="17"/>
+                <w:szCs w:val="17"/>
+              </w:rPr>
+              <w:t xml:space="preserve">2</w:t>
+            </w:r>
+          </w:p>
+        </w:tc>
+      </w:tr>
+      <w:tr>
+        <w:tc>
+          <w:tcPr>
+            <w:tcW w:type="dxa" w:w="900"/>
+            <w:shd w:fill="FFF6DF" w:val="clear"/>
+            <w:tcMar>
+              <w:top w:type="dxa" w:w="90"/>
+              <w:left w:type="dxa" w:w="120"/>
+              <w:bottom w:type="dxa" w:w="90"/>
+              <w:right w:type="dxa" w:w="120"/>
+            </w:tcMar>
+            <w:vAlign w:val="center"/>
+          </w:tcPr>
+          <w:p>
+            <w:pPr>
+              <w:jc w:val="center"/>
+            </w:pPr>
+            <w:r>
+              <w:rPr>
+                <w:rFonts w:ascii="맑은 고딕" w:cs="맑은 고딕" w:eastAsia="맑은 고딕" w:hAnsi="맑은 고딕"/>
+                <w:b w:val="false"/>
+                <w:bCs w:val="false"/>
+                <w:color w:val="000000"/>
+                <w:sz w:val="17"/>
+                <w:szCs w:val="17"/>
+              </w:rPr>
+              <w:t xml:space="preserve">2반</w:t>
+            </w:r>
+          </w:p>
+        </w:tc>
+        <w:tc>
+          <w:tcPr>
+            <w:tcW w:type="dxa" w:w="800"/>
+            <w:shd w:fill="FFF6DF" w:val="clear"/>
+            <w:tcMar>
+              <w:top w:type="dxa" w:w="90"/>
+              <w:left w:type="dxa" w:w="120"/>
+              <w:bottom w:type="dxa" w:w="90"/>
+              <w:right w:type="dxa" w:w="120"/>
+            </w:tcMar>
+            <w:vAlign w:val="center"/>
+          </w:tcPr>
+          <w:p>
+            <w:pPr>
+              <w:jc w:val="center"/>
+            </w:pPr>
+            <w:r>
+              <w:rPr>
+                <w:rFonts w:ascii="맑은 고딕" w:cs="맑은 고딕" w:eastAsia="맑은 고딕" w:hAnsi="맑은 고딕"/>
+                <w:b w:val="false"/>
+                <w:bCs w:val="false"/>
+                <w:color w:val="000000"/>
+                <w:sz w:val="17"/>
+                <w:szCs w:val="17"/>
+              </w:rPr>
+              <w:t xml:space="preserve">19</w:t>
+            </w:r>
+          </w:p>
+        </w:tc>
+        <w:tc>
+          <w:tcPr>
+            <w:tcW w:type="dxa" w:w="800"/>
+            <w:shd w:fill="FFF6DF" w:val="clear"/>
+            <w:tcMar>
+              <w:top w:type="dxa" w:w="90"/>
+              <w:left w:type="dxa" w:w="120"/>
+              <w:bottom w:type="dxa" w:w="90"/>
+              <w:right w:type="dxa" w:w="120"/>
+            </w:tcMar>
+            <w:vAlign w:val="center"/>
+          </w:tcPr>
+          <w:p>
+            <w:pPr>
+              <w:jc w:val="center"/>
+            </w:pPr>
+            <w:r>
+              <w:rPr>
+                <w:rFonts w:ascii="맑은 고딕" w:cs="맑은 고딕" w:eastAsia="맑은 고딕" w:hAnsi="맑은 고딕"/>
+                <w:b w:val="false"/>
+                <w:bCs w:val="false"/>
+                <w:color w:val="000000"/>
+                <w:sz w:val="17"/>
+                <w:szCs w:val="17"/>
+              </w:rPr>
+              <w:t xml:space="preserve">19</w:t>
+            </w:r>
+          </w:p>
+        </w:tc>
+        <w:tc>
+          <w:tcPr>
+            <w:tcW w:type="dxa" w:w="900"/>
+            <w:shd w:fill="FFF6DF" w:val="clear"/>
+            <w:tcMar>
+              <w:top w:type="dxa" w:w="90"/>
+              <w:left w:type="dxa" w:w="120"/>
+              <w:bottom w:type="dxa" w:w="90"/>
+              <w:right w:type="dxa" w:w="120"/>
+            </w:tcMar>
+            <w:vAlign w:val="center"/>
+          </w:tcPr>
+          <w:p>
+            <w:pPr>
+              <w:jc w:val="center"/>
+            </w:pPr>
+            <w:r>
+              <w:rPr>
+                <w:rFonts w:ascii="맑은 고딕" w:cs="맑은 고딕" w:eastAsia="맑은 고딕" w:hAnsi="맑은 고딕"/>
+                <w:b w:val="false"/>
+                <w:bCs w:val="false"/>
+                <w:color w:val="000000"/>
+                <w:sz w:val="17"/>
+                <w:szCs w:val="17"/>
+              </w:rPr>
+              <w:t xml:space="preserve">0</w:t>
+            </w:r>
+          </w:p>
+        </w:tc>
+        <w:tc>
+          <w:tcPr>
+            <w:tcW w:type="dxa" w:w="1000"/>
+            <w:shd w:fill="FFF6DF" w:val="clear"/>
+            <w:tcMar>
+              <w:top w:type="dxa" w:w="90"/>
+              <w:left w:type="dxa" w:w="120"/>
+              <w:bottom w:type="dxa" w:w="90"/>
+              <w:right w:type="dxa" w:w="120"/>
+            </w:tcMar>
+            <w:vAlign w:val="center"/>
+          </w:tcPr>
+          <w:p>
+            <w:pPr>
+              <w:jc w:val="center"/>
+            </w:pPr>
+            <w:r>
+              <w:rPr>
+                <w:rFonts w:ascii="맑은 고딕" w:cs="맑은 고딕" w:eastAsia="맑은 고딕" w:hAnsi="맑은 고딕"/>
+                <w:b w:val="false"/>
+                <w:bCs w:val="false"/>
+                <w:color w:val="000000"/>
+                <w:sz w:val="17"/>
+                <w:szCs w:val="17"/>
+              </w:rPr>
+              <w:t xml:space="preserve">232</w:t>
+            </w:r>
+          </w:p>
+        </w:tc>
+        <w:tc>
+          <w:tcPr>
+            <w:tcW w:type="dxa" w:w="1000"/>
+            <w:shd w:fill="FFF6DF" w:val="clear"/>
+            <w:tcMar>
+              <w:top w:type="dxa" w:w="90"/>
+              <w:left w:type="dxa" w:w="120"/>
+              <w:bottom w:type="dxa" w:w="90"/>
+              <w:right w:type="dxa" w:w="120"/>
+            </w:tcMar>
+            <w:vAlign w:val="center"/>
+          </w:tcPr>
+          <w:p>
+            <w:pPr>
+              <w:jc w:val="center"/>
+            </w:pPr>
+            <w:r>
+              <w:rPr>
+                <w:rFonts w:ascii="맑은 고딕" w:cs="맑은 고딕" w:eastAsia="맑은 고딕" w:hAnsi="맑은 고딕"/>
+                <w:b w:val="false"/>
+                <w:bCs w:val="false"/>
+                <w:color w:val="000000"/>
+                <w:sz w:val="17"/>
+                <w:szCs w:val="17"/>
+              </w:rPr>
+              <w:t xml:space="preserve">32</w:t>
+            </w:r>
+          </w:p>
+        </w:tc>
+        <w:tc>
+          <w:tcPr>
+            <w:tcW w:type="dxa" w:w="1000"/>
+            <w:shd w:fill="FFF6DF" w:val="clear"/>
+            <w:tcMar>
+              <w:top w:type="dxa" w:w="90"/>
+              <w:left w:type="dxa" w:w="120"/>
+              <w:bottom w:type="dxa" w:w="90"/>
+              <w:right w:type="dxa" w:w="120"/>
+            </w:tcMar>
+            <w:vAlign w:val="center"/>
+          </w:tcPr>
+          <w:p>
+            <w:pPr>
+              <w:jc w:val="center"/>
+            </w:pPr>
+            <w:r>
+              <w:rPr>
+                <w:rFonts w:ascii="맑은 고딕" w:cs="맑은 고딕" w:eastAsia="맑은 고딕" w:hAnsi="맑은 고딕"/>
+                <w:b w:val="false"/>
+                <w:bCs w:val="false"/>
+                <w:color w:val="000000"/>
+                <w:sz w:val="17"/>
+                <w:szCs w:val="17"/>
+              </w:rPr>
+              <w:t xml:space="preserve">14</w:t>
+            </w:r>
+          </w:p>
+        </w:tc>
+        <w:tc>
+          <w:tcPr>
+            <w:tcW w:type="dxa" w:w="1000"/>
+            <w:shd w:fill="FFF6DF" w:val="clear"/>
+            <w:tcMar>
+              <w:top w:type="dxa" w:w="90"/>
+              <w:left w:type="dxa" w:w="120"/>
+              <w:bottom w:type="dxa" w:w="90"/>
+              <w:right w:type="dxa" w:w="120"/>
+            </w:tcMar>
+            <w:vAlign w:val="center"/>
+          </w:tcPr>
+          <w:p>
+            <w:pPr>
+              <w:jc w:val="center"/>
+            </w:pPr>
+            <w:r>
+              <w:rPr>
+                <w:rFonts w:ascii="맑은 고딕" w:cs="맑은 고딕" w:eastAsia="맑은 고딕" w:hAnsi="맑은 고딕"/>
+                <w:b w:val="false"/>
+                <w:bCs w:val="false"/>
+                <w:color w:val="000000"/>
+                <w:sz w:val="17"/>
+                <w:szCs w:val="17"/>
+              </w:rPr>
+              <w:t xml:space="preserve">278</w:t>
+            </w:r>
+          </w:p>
+        </w:tc>
+        <w:tc>
+          <w:tcPr>
+            <w:tcW w:type="dxa" w:w="1100"/>
+            <w:shd w:fill="FFF6DF" w:val="clear"/>
+            <w:tcMar>
+              <w:top w:type="dxa" w:w="90"/>
+              <w:left w:type="dxa" w:w="120"/>
+              <w:bottom w:type="dxa" w:w="90"/>
+              <w:right w:type="dxa" w:w="120"/>
+            </w:tcMar>
+            <w:vAlign w:val="center"/>
+          </w:tcPr>
+          <w:p>
+            <w:pPr>
+              <w:jc w:val="center"/>
+            </w:pPr>
+            <w:r>
+              <w:rPr>
+                <w:rFonts w:ascii="맑은 고딕" w:cs="맑은 고딕" w:eastAsia="맑은 고딕" w:hAnsi="맑은 고딕"/>
+                <w:b w:val="false"/>
+                <w:bCs w:val="false"/>
+                <w:color w:val="000000"/>
+                <w:sz w:val="17"/>
+                <w:szCs w:val="17"/>
+              </w:rPr>
+              <w:t xml:space="preserve">14.63</w:t>
+            </w:r>
+          </w:p>
+        </w:tc>
+        <w:tc>
+          <w:tcPr>
+            <w:tcW w:type="dxa" w:w="1000"/>
+            <w:shd w:fill="FFF6DF" w:val="clear"/>
+            <w:tcMar>
+              <w:top w:type="dxa" w:w="90"/>
+              <w:left w:type="dxa" w:w="120"/>
+              <w:bottom w:type="dxa" w:w="90"/>
+              <w:right w:type="dxa" w:w="120"/>
+            </w:tcMar>
+            <w:vAlign w:val="center"/>
+          </w:tcPr>
+          <w:p>
+            <w:pPr>
+              <w:jc w:val="center"/>
+            </w:pPr>
+            <w:r>
+              <w:rPr>
+                <w:rFonts w:ascii="맑은 고딕" w:cs="맑은 고딕" w:eastAsia="맑은 고딕" w:hAnsi="맑은 고딕"/>
+                <w:b w:val="false"/>
+                <w:bCs w:val="false"/>
+                <w:color w:val="000000"/>
+                <w:sz w:val="17"/>
+                <w:szCs w:val="17"/>
+              </w:rPr>
+              <w:t xml:space="preserve">1</w:t>
+            </w:r>
+          </w:p>
+        </w:tc>
+      </w:tr>
+      <w:tr>
+        <w:tc>
+          <w:tcPr>
+            <w:tcW w:type="dxa" w:w="900"/>
+            <w:tcMar>
+              <w:top w:type="dxa" w:w="90"/>
+              <w:left w:type="dxa" w:w="120"/>
+              <w:bottom w:type="dxa" w:w="90"/>
+              <w:right w:type="dxa" w:w="120"/>
+            </w:tcMar>
+            <w:vAlign w:val="center"/>
+          </w:tcPr>
+          <w:p>
+            <w:pPr>
+              <w:jc w:val="center"/>
+            </w:pPr>
+            <w:r>
+              <w:rPr>
+                <w:rFonts w:ascii="맑은 고딕" w:cs="맑은 고딕" w:eastAsia="맑은 고딕" w:hAnsi="맑은 고딕"/>
+                <w:b w:val="false"/>
+                <w:bCs w:val="false"/>
+                <w:color w:val="000000"/>
+                <w:sz w:val="17"/>
+                <w:szCs w:val="17"/>
+              </w:rPr>
+              <w:t xml:space="preserve">3반</w:t>
+            </w:r>
+          </w:p>
+        </w:tc>
+        <w:tc>
+          <w:tcPr>
+            <w:tcW w:type="dxa" w:w="800"/>
+            <w:tcMar>
+              <w:top w:type="dxa" w:w="90"/>
+              <w:left w:type="dxa" w:w="120"/>
+              <w:bottom w:type="dxa" w:w="90"/>
+              <w:right w:type="dxa" w:w="120"/>
+            </w:tcMar>
+            <w:vAlign w:val="center"/>
+          </w:tcPr>
+          <w:p>
+            <w:pPr>
+              <w:jc w:val="center"/>
+            </w:pPr>
+            <w:r>
+              <w:rPr>
+                <w:rFonts w:ascii="맑은 고딕" w:cs="맑은 고딕" w:eastAsia="맑은 고딕" w:hAnsi="맑은 고딕"/>
+                <w:b w:val="false"/>
+                <w:bCs w:val="false"/>
+                <w:color w:val="000000"/>
+                <w:sz w:val="17"/>
+                <w:szCs w:val="17"/>
+              </w:rPr>
+              <w:t xml:space="preserve">19</w:t>
+            </w:r>
+          </w:p>
+        </w:tc>
+        <w:tc>
+          <w:tcPr>
+            <w:tcW w:type="dxa" w:w="800"/>
+            <w:tcMar>
+              <w:top w:type="dxa" w:w="90"/>
+              <w:left w:type="dxa" w:w="120"/>
+              <w:bottom w:type="dxa" w:w="90"/>
+              <w:right w:type="dxa" w:w="120"/>
+            </w:tcMar>
+            <w:vAlign w:val="center"/>
+          </w:tcPr>
+          <w:p>
+            <w:pPr>
+              <w:jc w:val="center"/>
+            </w:pPr>
+            <w:r>
+              <w:rPr>
+                <w:rFonts w:ascii="맑은 고딕" w:cs="맑은 고딕" w:eastAsia="맑은 고딕" w:hAnsi="맑은 고딕"/>
+                <w:b w:val="false"/>
+                <w:bCs w:val="false"/>
+                <w:color w:val="000000"/>
+                <w:sz w:val="17"/>
+                <w:szCs w:val="17"/>
+              </w:rPr>
+              <w:t xml:space="preserve">15</w:t>
+            </w:r>
+          </w:p>
+        </w:tc>
+        <w:tc>
+          <w:tcPr>
+            <w:tcW w:type="dxa" w:w="900"/>
+            <w:tcMar>
+              <w:top w:type="dxa" w:w="90"/>
+              <w:left w:type="dxa" w:w="120"/>
+              <w:bottom w:type="dxa" w:w="90"/>
+              <w:right w:type="dxa" w:w="120"/>
+            </w:tcMar>
+            <w:vAlign w:val="center"/>
+          </w:tcPr>
+          <w:p>
+            <w:pPr>
+              <w:jc w:val="center"/>
+            </w:pPr>
+            <w:r>
+              <w:rPr>
+                <w:rFonts w:ascii="맑은 고딕" w:cs="맑은 고딕" w:eastAsia="맑은 고딕" w:hAnsi="맑은 고딕"/>
+                <w:b w:val="false"/>
+                <w:bCs w:val="false"/>
+                <w:color w:val="000000"/>
+                <w:sz w:val="17"/>
+                <w:szCs w:val="17"/>
+              </w:rPr>
+              <w:t xml:space="preserve">4</w:t>
+            </w:r>
+          </w:p>
+        </w:tc>
+        <w:tc>
+          <w:tcPr>
+            <w:tcW w:type="dxa" w:w="1000"/>
+            <w:tcMar>
+              <w:top w:type="dxa" w:w="90"/>
+              <w:left w:type="dxa" w:w="120"/>
+              <w:bottom w:type="dxa" w:w="90"/>
+              <w:right w:type="dxa" w:w="120"/>
+            </w:tcMar>
+            <w:vAlign w:val="center"/>
+          </w:tcPr>
+          <w:p>
+            <w:pPr>
+              <w:jc w:val="center"/>
+            </w:pPr>
+            <w:r>
+              <w:rPr>
+                <w:rFonts w:ascii="맑은 고딕" w:cs="맑은 고딕" w:eastAsia="맑은 고딕" w:hAnsi="맑은 고딕"/>
+                <w:b w:val="false"/>
+                <w:bCs w:val="false"/>
+                <w:color w:val="000000"/>
+                <w:sz w:val="17"/>
+                <w:szCs w:val="17"/>
+              </w:rPr>
+              <w:t xml:space="preserve">170</w:t>
+            </w:r>
+          </w:p>
+        </w:tc>
+        <w:tc>
+          <w:tcPr>
+            <w:tcW w:type="dxa" w:w="1000"/>
+            <w:tcMar>
+              <w:top w:type="dxa" w:w="90"/>
+              <w:left w:type="dxa" w:w="120"/>
+              <w:bottom w:type="dxa" w:w="90"/>
+              <w:right w:type="dxa" w:w="120"/>
+            </w:tcMar>
+            <w:vAlign w:val="center"/>
+          </w:tcPr>
+          <w:p>
+            <w:pPr>
+              <w:jc w:val="center"/>
+            </w:pPr>
+            <w:r>
+              <w:rPr>
+                <w:rFonts w:ascii="맑은 고딕" w:cs="맑은 고딕" w:eastAsia="맑은 고딕" w:hAnsi="맑은 고딕"/>
+                <w:b w:val="false"/>
+                <w:bCs w:val="false"/>
+                <w:color w:val="000000"/>
+                <w:sz w:val="17"/>
+                <w:szCs w:val="17"/>
+              </w:rPr>
+              <w:t xml:space="preserve">22</w:t>
+            </w:r>
+          </w:p>
+        </w:tc>
+        <w:tc>
+          <w:tcPr>
+            <w:tcW w:type="dxa" w:w="1000"/>
+            <w:tcMar>
+              <w:top w:type="dxa" w:w="90"/>
+              <w:left w:type="dxa" w:w="120"/>
+              <w:bottom w:type="dxa" w:w="90"/>
+              <w:right w:type="dxa" w:w="120"/>
+            </w:tcMar>
+            <w:vAlign w:val="center"/>
+          </w:tcPr>
+          <w:p>
+            <w:pPr>
+              <w:jc w:val="center"/>
+            </w:pPr>
+            <w:r>
+              <w:rPr>
+                <w:rFonts w:ascii="맑은 고딕" w:cs="맑은 고딕" w:eastAsia="맑은 고딕" w:hAnsi="맑은 고딕"/>
+                <w:b w:val="false"/>
+                <w:bCs w:val="false"/>
+                <w:color w:val="000000"/>
+                <w:sz w:val="17"/>
+                <w:szCs w:val="17"/>
+              </w:rPr>
+              <w:t xml:space="preserve">11</w:t>
+            </w:r>
+          </w:p>
+        </w:tc>
+        <w:tc>
+          <w:tcPr>
+            <w:tcW w:type="dxa" w:w="1000"/>
+            <w:tcMar>
+              <w:top w:type="dxa" w:w="90"/>
+              <w:left w:type="dxa" w:w="120"/>
+              <w:bottom w:type="dxa" w:w="90"/>
+              <w:right w:type="dxa" w:w="120"/>
+            </w:tcMar>
+            <w:vAlign w:val="center"/>
+          </w:tcPr>
+          <w:p>
+            <w:pPr>
+              <w:jc w:val="center"/>
+            </w:pPr>
+            <w:r>
+              <w:rPr>
+                <w:rFonts w:ascii="맑은 고딕" w:cs="맑은 고딕" w:eastAsia="맑은 고딕" w:hAnsi="맑은 고딕"/>
+                <w:b w:val="false"/>
+                <w:bCs w:val="false"/>
+                <w:color w:val="000000"/>
+                <w:sz w:val="17"/>
+                <w:szCs w:val="17"/>
+              </w:rPr>
+              <w:t xml:space="preserve">203</w:t>
+            </w:r>
+          </w:p>
+        </w:tc>
+        <w:tc>
+          <w:tcPr>
+            <w:tcW w:type="dxa" w:w="1100"/>
+            <w:tcMar>
+              <w:top w:type="dxa" w:w="90"/>
+              <w:left w:type="dxa" w:w="120"/>
+              <w:bottom w:type="dxa" w:w="90"/>
+              <w:right w:type="dxa" w:w="120"/>
+            </w:tcMar>
+            <w:vAlign w:val="center"/>
+          </w:tcPr>
+          <w:p>
+            <w:pPr>
+              <w:jc w:val="center"/>
+            </w:pPr>
+            <w:r>
+              <w:rPr>
+                <w:rFonts w:ascii="맑은 고딕" w:cs="맑은 고딕" w:eastAsia="맑은 고딕" w:hAnsi="맑은 고딕"/>
+                <w:b w:val="false"/>
+                <w:bCs w:val="false"/>
+                <w:color w:val="000000"/>
+                <w:sz w:val="17"/>
+                <w:szCs w:val="17"/>
+              </w:rPr>
+              <w:t xml:space="preserve">10.68</w:t>
+            </w:r>
+          </w:p>
+        </w:tc>
+        <w:tc>
+          <w:tcPr>
+            <w:tcW w:type="dxa" w:w="1000"/>
+            <w:tcMar>
+              <w:top w:type="dxa" w:w="90"/>
+              <w:left w:type="dxa" w:w="120"/>
+              <w:bottom w:type="dxa" w:w="90"/>
+              <w:right w:type="dxa" w:w="120"/>
+            </w:tcMar>
+            <w:vAlign w:val="center"/>
+          </w:tcPr>
+          <w:p>
+            <w:pPr>
+              <w:jc w:val="center"/>
+            </w:pPr>
+            <w:r>
+              <w:rPr>
+                <w:rFonts w:ascii="맑은 고딕" w:cs="맑은 고딕" w:eastAsia="맑은 고딕" w:hAnsi="맑은 고딕"/>
+                <w:b w:val="false"/>
+                <w:bCs w:val="false"/>
+                <w:color w:val="000000"/>
+                <w:sz w:val="17"/>
+                <w:szCs w:val="17"/>
+              </w:rPr>
+              <w:t xml:space="preserve">3</w:t>
+            </w:r>
+          </w:p>
+        </w:tc>
+      </w:tr>
+    </w:tbl>
     <w:p>
       <w:pPr>
         <w:pStyle w:val="ListParagraph"/>
@@ -1950,15 +3786,15 @@
           <w:sz w:val="20"/>
           <w:szCs w:val="20"/>
         </w:rPr>
-        <w:t xml:space="preserve">접근 범위에 주의  </w:t>
-      </w:r>
-      <w:r>
-        <w:rPr>
-          <w:rFonts w:ascii="맑은 고딕" w:cs="맑은 고딕" w:eastAsia="맑은 고딕" w:hAnsi="맑은 고딕"/>
-          <w:sz w:val="20"/>
-          <w:szCs w:val="20"/>
-        </w:rPr>
-        <w:t xml:space="preserve">관리자 비밀번호를 알면 우리 반뿐 아니라 다른 반 정보도 조회할 수 있어요. 꼭 필요한 경우에만 사용하고, 메신저 등에 옮겨 적지 말아 주세요.</w:t>
+        <w:t xml:space="preserve">평균  </w:t>
+      </w:r>
+      <w:r>
+        <w:rPr>
+          <w:rFonts w:ascii="맑은 고딕" w:cs="맑은 고딕" w:eastAsia="맑은 고딕" w:hAnsi="맑은 고딕"/>
+          <w:sz w:val="20"/>
+          <w:szCs w:val="20"/>
+        </w:rPr>
+        <w:t xml:space="preserve">총점 ÷ 재적 인원(명렬에 등록된 반 학생 수)이에요. 시험을 보지 않은 학생은 0점으로 들어가서, 미응시자가 적은 반일수록 평균이 유리해요. (위 예시: 3반은 응시자 평균은 높아도 미응시 4명 때문에 평균이 낮아져요)</w:t>
       </w:r>
     </w:p>
     <w:p>
@@ -1979,15 +3815,15 @@
           <w:sz w:val="20"/>
           <w:szCs w:val="20"/>
         </w:rPr>
-        <w:t xml:space="preserve">개인정보 취급 주의  </w:t>
-      </w:r>
-      <w:r>
-        <w:rPr>
-          <w:rFonts w:ascii="맑은 고딕" w:cs="맑은 고딕" w:eastAsia="맑은 고딕" w:hAnsi="맑은 고딕"/>
-          <w:sz w:val="20"/>
-          <w:szCs w:val="20"/>
-        </w:rPr>
-        <w:t xml:space="preserve">학생 이름·마일리지·로그인 기록은 개인정보이니, 화면을 캡처해서 외부에 공유하지 말아 주세요.</w:t>
+        <w:t xml:space="preserve">석차  </w:t>
+      </w:r>
+      <w:r>
+        <w:rPr>
+          <w:rFonts w:ascii="맑은 고딕" w:cs="맑은 고딕" w:eastAsia="맑은 고딕" w:hAnsi="맑은 고딕"/>
+          <w:sz w:val="20"/>
+          <w:szCs w:val="20"/>
+        </w:rPr>
+        <w:t xml:space="preserve">같은 학년 안에서 평균이 높은 순서예요. 평균이 같으면 같은 석차예요.</w:t>
       </w:r>
     </w:p>
     <w:p>
@@ -2008,15 +3844,15 @@
           <w:sz w:val="20"/>
           <w:szCs w:val="20"/>
         </w:rPr>
-        <w:t xml:space="preserve">진도율은 상대값  </w:t>
-      </w:r>
-      <w:r>
-        <w:rPr>
-          <w:rFonts w:ascii="맑은 고딕" w:cs="맑은 고딕" w:eastAsia="맑은 고딕" w:hAnsi="맑은 고딕"/>
-          <w:sz w:val="20"/>
-          <w:szCs w:val="20"/>
-        </w:rPr>
-        <w:t xml:space="preserve">진도율은 "학교에서 제일 빠른 학생" 기준 상대 수치라서, 학기 초반엔 숫자가 낮게 보일 수 있어요. 절대적인 성취도가 아니라 참고용으로 봐주세요.</w:t>
+        <w:t xml:space="preserve">확인필요(건)  </w:t>
+      </w:r>
+      <w:r>
+        <w:rPr>
+          <w:rFonts w:ascii="맑은 고딕" w:cs="맑은 고딕" w:eastAsia="맑은 고딕" w:hAnsi="맑은 고딕"/>
+          <w:sz w:val="20"/>
+          <w:szCs w:val="20"/>
+        </w:rPr>
+        <w:t xml:space="preserve">서술형 답안 중 아직 점수를 확정하지 않은 건수가 "서술 확인필요" 칸에 따로 나와요. 이 칸이 0이 되면 채점이 끝난 거예요.</w:t>
       </w:r>
     </w:p>
     <w:p>
@@ -2037,6 +3873,332 @@
           <w:sz w:val="20"/>
           <w:szCs w:val="20"/>
         </w:rPr>
+        <w:t xml:space="preserve">9반은 제외  </w:t>
+      </w:r>
+      <w:r>
+        <w:rPr>
+          <w:rFonts w:ascii="맑은 고딕" w:cs="맑은 고딕" w:eastAsia="맑은 고딕" w:hAnsi="맑은 고딕"/>
+          <w:sz w:val="20"/>
+          <w:szCs w:val="20"/>
+        </w:rPr>
+        <w:t xml:space="preserve">테스트 반(9반)은 통계 표에서 자동으로 빠져요.</w:t>
+      </w:r>
+    </w:p>
+    <w:p>
+      <w:pPr>
+        <w:pBdr>
+          <w:left w:val="single" w:color="1F3A5F" w:sz="18" w:space="6"/>
+        </w:pBdr>
+        <w:shd w:fill="EAF0F8" w:val="clear"/>
+        <w:spacing w:after="100" w:before="100"/>
+        <w:ind w:left="100"/>
+      </w:pPr>
+      <w:r>
+        <w:rPr>
+          <w:rFonts w:ascii="맑은 고딕" w:cs="맑은 고딕" w:eastAsia="맑은 고딕" w:hAnsi="맑은 고딕"/>
+          <w:b/>
+          <w:bCs/>
+          <w:color w:val="1F3A5F"/>
+          <w:sz w:val="20"/>
+          <w:szCs w:val="20"/>
+        </w:rPr>
+        <w:t xml:space="preserve">  💡 담임 선생님이 하실 일  </w:t>
+      </w:r>
+      <w:r>
+        <w:rPr>
+          <w:rFonts w:ascii="맑은 고딕" w:cs="맑은 고딕" w:eastAsia="맑은 고딕" w:hAnsi="맑은 고딕"/>
+          <w:sz w:val="20"/>
+          <w:szCs w:val="20"/>
+        </w:rPr>
+        <w:t xml:space="preserve">① 시험 전 학생 안내(앱 주소·비밀번호·기기 준비)  ② 시험 시간에 학생들이 "응시 가능" 메뉴로 들어갔는지 확인, 비밀번호 잊은 학생 초기화  ③ 시험 후 반 통계에서 미응시 학생을 확인하고 응시를 독려. 시트 입력(시험 일정·시험마감처리·서술형 점수)은 담당 선생님이 해요.</w:t>
+      </w:r>
+    </w:p>
+    <w:p>
+      <w:pPr>
+        <w:spacing w:after="80" w:before="120"/>
+      </w:pPr>
+      <w:r>
+        <w:rPr>
+          <w:rFonts w:ascii="맑은 고딕" w:cs="맑은 고딕" w:eastAsia="맑은 고딕" w:hAnsi="맑은 고딕"/>
+          <w:b/>
+          <w:bCs/>
+          <w:color w:val="1F3A5F"/>
+          <w:sz w:val="20"/>
+          <w:szCs w:val="20"/>
+        </w:rPr>
+        <w:t xml:space="preserve">학생이 물어볼 수 있는 질문</w:t>
+      </w:r>
+    </w:p>
+    <w:p>
+      <w:pPr>
+        <w:pStyle w:val="ListParagraph"/>
+        <w:numPr>
+          <w:ilvl w:val="0"/>
+          <w:numId w:val="2"/>
+        </w:numPr>
+        <w:spacing w:after="60"/>
+      </w:pPr>
+      <w:r>
+        <w:rPr>
+          <w:rFonts w:ascii="맑은 고딕" w:cs="맑은 고딕" w:eastAsia="맑은 고딕" w:hAnsi="맑은 고딕"/>
+          <w:b/>
+          <w:bCs/>
+          <w:color w:val="1F3A5F"/>
+          <w:sz w:val="20"/>
+          <w:szCs w:val="20"/>
+        </w:rPr>
+        <w:t xml:space="preserve">"답을 잘못 눌렀어요"  </w:t>
+      </w:r>
+      <w:r>
+        <w:rPr>
+          <w:rFonts w:ascii="맑은 고딕" w:cs="맑은 고딕" w:eastAsia="맑은 고딕" w:hAnsi="맑은 고딕"/>
+          <w:sz w:val="20"/>
+          <w:szCs w:val="20"/>
+        </w:rPr>
+        <w:t xml:space="preserve">제출하기 전에는 몇 번이든 고칠 수 있어요. 제출은 한 번뿐이라 제출 후에는 고칠 수 없어요.</w:t>
+      </w:r>
+    </w:p>
+    <w:p>
+      <w:pPr>
+        <w:pStyle w:val="ListParagraph"/>
+        <w:numPr>
+          <w:ilvl w:val="0"/>
+          <w:numId w:val="2"/>
+        </w:numPr>
+        <w:spacing w:after="60"/>
+      </w:pPr>
+      <w:r>
+        <w:rPr>
+          <w:rFonts w:ascii="맑은 고딕" w:cs="맑은 고딕" w:eastAsia="맑은 고딕" w:hAnsi="맑은 고딕"/>
+          <w:b/>
+          <w:bCs/>
+          <w:color w:val="1F3A5F"/>
+          <w:sz w:val="20"/>
+          <w:szCs w:val="20"/>
+        </w:rPr>
+        <w:t xml:space="preserve">"시험 도중 앱이 꺼졌어요"  </w:t>
+      </w:r>
+      <w:r>
+        <w:rPr>
+          <w:rFonts w:ascii="맑은 고딕" w:cs="맑은 고딕" w:eastAsia="맑은 고딕" w:hAnsi="맑은 고딕"/>
+          <w:sz w:val="20"/>
+          <w:szCs w:val="20"/>
+        </w:rPr>
+        <w:t xml:space="preserve">다시 들어와서 "이어서 풀기"를 누르면 풀던 답이 그대로 남아 있어요. (자동 저장)</w:t>
+      </w:r>
+    </w:p>
+    <w:p>
+      <w:pPr>
+        <w:pStyle w:val="ListParagraph"/>
+        <w:numPr>
+          <w:ilvl w:val="0"/>
+          <w:numId w:val="2"/>
+        </w:numPr>
+        <w:spacing w:after="60"/>
+      </w:pPr>
+      <w:r>
+        <w:rPr>
+          <w:rFonts w:ascii="맑은 고딕" w:cs="맑은 고딕" w:eastAsia="맑은 고딕" w:hAnsi="맑은 고딕"/>
+          <w:b/>
+          <w:bCs/>
+          <w:color w:val="1F3A5F"/>
+          <w:sz w:val="20"/>
+          <w:szCs w:val="20"/>
+        </w:rPr>
+        <w:t xml:space="preserve">"시험 메뉴가 안 열려요"  </w:t>
+      </w:r>
+      <w:r>
+        <w:rPr>
+          <w:rFonts w:ascii="맑은 고딕" w:cs="맑은 고딕" w:eastAsia="맑은 고딕" w:hAnsi="맑은 고딕"/>
+          <w:sz w:val="20"/>
+          <w:szCs w:val="20"/>
+        </w:rPr>
+        <w:t xml:space="preserve">시험 시간이 아니거나 화면이 아직 갱신되지 않았을 수 있어요. 새로고침 후 1분 정도 기다려 보고, 그래도 안 되면 담당 선생님께 알려 주세요.</w:t>
+      </w:r>
+    </w:p>
+    <w:p>
+      <w:pPr>
+        <w:pStyle w:val="ListParagraph"/>
+        <w:numPr>
+          <w:ilvl w:val="0"/>
+          <w:numId w:val="2"/>
+        </w:numPr>
+        <w:spacing w:after="60"/>
+      </w:pPr>
+      <w:r>
+        <w:rPr>
+          <w:rFonts w:ascii="맑은 고딕" w:cs="맑은 고딕" w:eastAsia="맑은 고딕" w:hAnsi="맑은 고딕"/>
+          <w:b/>
+          <w:bCs/>
+          <w:color w:val="1F3A5F"/>
+          <w:sz w:val="20"/>
+          <w:szCs w:val="20"/>
+        </w:rPr>
+        <w:t xml:space="preserve">"제출이 안 돼요"  </w:t>
+      </w:r>
+      <w:r>
+        <w:rPr>
+          <w:rFonts w:ascii="맑은 고딕" w:cs="맑은 고딕" w:eastAsia="맑은 고딕" w:hAnsi="맑은 고딕"/>
+          <w:sz w:val="20"/>
+          <w:szCs w:val="20"/>
+        </w:rPr>
+        <w:t xml:space="preserve">인터넷 연결을 확인하게 하세요. 서버가 붐비면 "다시 시도하는 중"이라고 뜨며 자동으로 재시도해요. 시험 시간이 끝나면 풀던 답이 자동 제출돼요.</w:t>
+      </w:r>
+    </w:p>
+    <w:p>
+      <w:pPr>
+        <w:pStyle w:val="ListParagraph"/>
+        <w:numPr>
+          <w:ilvl w:val="0"/>
+          <w:numId w:val="2"/>
+        </w:numPr>
+        <w:spacing w:after="60"/>
+      </w:pPr>
+      <w:r>
+        <w:rPr>
+          <w:rFonts w:ascii="맑은 고딕" w:cs="맑은 고딕" w:eastAsia="맑은 고딕" w:hAnsi="맑은 고딕"/>
+          <w:b/>
+          <w:bCs/>
+          <w:color w:val="1F3A5F"/>
+          <w:sz w:val="20"/>
+          <w:szCs w:val="20"/>
+        </w:rPr>
+        <w:t xml:space="preserve">점수는 어디서 보나요  </w:t>
+      </w:r>
+      <w:r>
+        <w:rPr>
+          <w:rFonts w:ascii="맑은 고딕" w:cs="맑은 고딕" w:eastAsia="맑은 고딕" w:hAnsi="맑은 고딕"/>
+          <w:sz w:val="20"/>
+          <w:szCs w:val="20"/>
+        </w:rPr>
+        <w:t xml:space="preserve">시험 점수는 학생 앱의 성적 그래프(📊)와는 연동되지 않고, 시험 결과 화면과 시트에서만 확인해요.</w:t>
+      </w:r>
+    </w:p>
+    <w:p>
+      <w:pPr>
+        <w:pStyle w:val="Heading1"/>
+        <w:pBdr>
+          <w:bottom w:val="single" w:color="1F3A5F" w:sz="8" w:space="4"/>
+        </w:pBdr>
+        <w:spacing w:after="120" w:before="260"/>
+      </w:pPr>
+      <w:r>
+        <w:rPr>
+          <w:rFonts w:ascii="맑은 고딕" w:cs="맑은 고딕" w:eastAsia="맑은 고딕" w:hAnsi="맑은 고딕"/>
+          <w:b/>
+          <w:bCs/>
+          <w:color w:val="1F3A5F"/>
+          <w:sz w:val="26"/>
+          <w:szCs w:val="26"/>
+        </w:rPr>
+        <w:t xml:space="preserve">⑨ 이것만은 꼭 기억해주세요</w:t>
+      </w:r>
+    </w:p>
+    <w:p>
+      <w:pPr>
+        <w:pStyle w:val="ListParagraph"/>
+        <w:numPr>
+          <w:ilvl w:val="0"/>
+          <w:numId w:val="2"/>
+        </w:numPr>
+        <w:spacing w:after="60"/>
+      </w:pPr>
+      <w:r>
+        <w:rPr>
+          <w:rFonts w:ascii="맑은 고딕" w:cs="맑은 고딕" w:eastAsia="맑은 고딕" w:hAnsi="맑은 고딕"/>
+          <w:b/>
+          <w:bCs/>
+          <w:color w:val="1F3A5F"/>
+          <w:sz w:val="20"/>
+          <w:szCs w:val="20"/>
+        </w:rPr>
+        <w:t xml:space="preserve">접근 범위에 주의  </w:t>
+      </w:r>
+      <w:r>
+        <w:rPr>
+          <w:rFonts w:ascii="맑은 고딕" w:cs="맑은 고딕" w:eastAsia="맑은 고딕" w:hAnsi="맑은 고딕"/>
+          <w:sz w:val="20"/>
+          <w:szCs w:val="20"/>
+        </w:rPr>
+        <w:t xml:space="preserve">관리자 비밀번호를 알면 우리 반뿐 아니라 다른 반 정보도 조회할 수 있어요. 꼭 필요한 경우에만 사용하고, 메신저 등에 옮겨 적지 말아 주세요.</w:t>
+      </w:r>
+    </w:p>
+    <w:p>
+      <w:pPr>
+        <w:pStyle w:val="ListParagraph"/>
+        <w:numPr>
+          <w:ilvl w:val="0"/>
+          <w:numId w:val="2"/>
+        </w:numPr>
+        <w:spacing w:after="60"/>
+      </w:pPr>
+      <w:r>
+        <w:rPr>
+          <w:rFonts w:ascii="맑은 고딕" w:cs="맑은 고딕" w:eastAsia="맑은 고딕" w:hAnsi="맑은 고딕"/>
+          <w:b/>
+          <w:bCs/>
+          <w:color w:val="1F3A5F"/>
+          <w:sz w:val="20"/>
+          <w:szCs w:val="20"/>
+        </w:rPr>
+        <w:t xml:space="preserve">개인정보 취급 주의  </w:t>
+      </w:r>
+      <w:r>
+        <w:rPr>
+          <w:rFonts w:ascii="맑은 고딕" w:cs="맑은 고딕" w:eastAsia="맑은 고딕" w:hAnsi="맑은 고딕"/>
+          <w:sz w:val="20"/>
+          <w:szCs w:val="20"/>
+        </w:rPr>
+        <w:t xml:space="preserve">학생 이름·마일리지·로그인 기록은 개인정보이니, 화면을 캡처해서 외부에 공유하지 말아 주세요.</w:t>
+      </w:r>
+    </w:p>
+    <w:p>
+      <w:pPr>
+        <w:pStyle w:val="ListParagraph"/>
+        <w:numPr>
+          <w:ilvl w:val="0"/>
+          <w:numId w:val="2"/>
+        </w:numPr>
+        <w:spacing w:after="60"/>
+      </w:pPr>
+      <w:r>
+        <w:rPr>
+          <w:rFonts w:ascii="맑은 고딕" w:cs="맑은 고딕" w:eastAsia="맑은 고딕" w:hAnsi="맑은 고딕"/>
+          <w:b/>
+          <w:bCs/>
+          <w:color w:val="1F3A5F"/>
+          <w:sz w:val="20"/>
+          <w:szCs w:val="20"/>
+        </w:rPr>
+        <w:t xml:space="preserve">진도율은 상대값  </w:t>
+      </w:r>
+      <w:r>
+        <w:rPr>
+          <w:rFonts w:ascii="맑은 고딕" w:cs="맑은 고딕" w:eastAsia="맑은 고딕" w:hAnsi="맑은 고딕"/>
+          <w:sz w:val="20"/>
+          <w:szCs w:val="20"/>
+        </w:rPr>
+        <w:t xml:space="preserve">진도율은 "학교에서 제일 빠른 학생" 기준 상대 수치라서, 학기 초반엔 숫자가 낮게 보일 수 있어요. 절대적인 성취도가 아니라 참고용으로 봐주세요.</w:t>
+      </w:r>
+    </w:p>
+    <w:p>
+      <w:pPr>
+        <w:pStyle w:val="ListParagraph"/>
+        <w:numPr>
+          <w:ilvl w:val="0"/>
+          <w:numId w:val="2"/>
+        </w:numPr>
+        <w:spacing w:after="60"/>
+      </w:pPr>
+      <w:r>
+        <w:rPr>
+          <w:rFonts w:ascii="맑은 고딕" w:cs="맑은 고딕" w:eastAsia="맑은 고딕" w:hAnsi="맑은 고딕"/>
+          <w:b/>
+          <w:bCs/>
+          <w:color w:val="1F3A5F"/>
+          <w:sz w:val="20"/>
+          <w:szCs w:val="20"/>
+        </w:rPr>
         <w:t xml:space="preserve">화면이 이상할 때  </w:t>
       </w:r>
       <w:r>
@@ -2046,6 +4208,35 @@
           <w:szCs w:val="20"/>
         </w:rPr>
         <w:t xml:space="preserve">화면이 이상하거나 새로운 내용이 안 보이면, 새로고침(또는 캐시 삭제 후 재접속)을 해보세요.</w:t>
+      </w:r>
+    </w:p>
+    <w:p>
+      <w:pPr>
+        <w:pStyle w:val="ListParagraph"/>
+        <w:numPr>
+          <w:ilvl w:val="0"/>
+          <w:numId w:val="2"/>
+        </w:numPr>
+        <w:spacing w:after="60"/>
+      </w:pPr>
+      <w:r>
+        <w:rPr>
+          <w:rFonts w:ascii="맑은 고딕" w:cs="맑은 고딕" w:eastAsia="맑은 고딕" w:hAnsi="맑은 고딕"/>
+          <w:b/>
+          <w:bCs/>
+          <w:color w:val="1F3A5F"/>
+          <w:sz w:val="20"/>
+          <w:szCs w:val="20"/>
+        </w:rPr>
+        <w:t xml:space="preserve">시험 점수 취급 주의  </w:t>
+      </w:r>
+      <w:r>
+        <w:rPr>
+          <w:rFonts w:ascii="맑은 고딕" w:cs="맑은 고딕" w:eastAsia="맑은 고딕" w:hAnsi="맑은 고딕"/>
+          <w:sz w:val="20"/>
+          <w:szCs w:val="20"/>
+        </w:rPr>
+        <w:t xml:space="preserve">시험 점수와 반별 통계도 개인정보예요. 학생 이름이 보이는 시트 화면은 외부에 공유하지 말아 주세요.</w:t>
       </w:r>
     </w:p>
     <w:p>
